--- a/几何.docx
+++ b/几何.docx
@@ -1,81 +1,12 @@
 
 <file path=word/document.xml><?xml version="1.0" encoding="utf-8"?>
-<w:document xmlns:wpc="http://schemas.microsoft.com/office/word/2010/wordprocessingCanvas" xmlns:cx="http://schemas.microsoft.com/office/drawing/2014/chartex" xmlns:cx1="http://schemas.microsoft.com/office/drawing/2015/9/8/chartex" xmlns:cx2="http://schemas.microsoft.com/office/drawing/2015/10/21/chartex" xmlns:cx3="http://schemas.microsoft.com/office/drawing/2016/5/9/chartex" xmlns:cx4="http://schemas.microsoft.com/office/drawing/2016/5/10/chartex" xmlns:cx5="http://schemas.microsoft.com/office/drawing/2016/5/11/chartex" xmlns:cx6="http://schemas.microsoft.com/office/drawing/2016/5/12/chartex" xmlns:cx7="http://schemas.microsoft.com/office/drawing/2016/5/13/chartex" xmlns:cx8="http://schemas.microsoft.com/office/drawing/2016/5/14/chartex" xmlns:mc="http://schemas.openxmlformats.org/markup-compatibility/2006" xmlns:aink="http://schemas.microsoft.com/office/drawing/2016/ink" xmlns:am3d="http://schemas.microsoft.com/office/drawing/2017/model3d" xmlns:o="urn:schemas-microsoft-com:office:office" xmlns:oel="http://schemas.microsoft.com/office/2019/extlst" xmlns:r="http://schemas.openxmlformats.org/officeDocument/2006/relationships" xmlns:m="http://schemas.openxmlformats.org/officeDocument/2006/math" xmlns:v="urn:schemas-microsoft-com:vml" xmlns:wp14="http://schemas.microsoft.com/office/word/2010/wordprocessingDrawing" xmlns:wp="http://schemas.openxmlformats.org/drawingml/2006/wordprocessingDrawing" xmlns:w10="urn:schemas-microsoft-com:office:word" xmlns:w="http://schemas.openxmlformats.org/wordprocessingml/2006/main" xmlns:w14="http://schemas.microsoft.com/office/word/2010/wordml" xmlns:w15="http://schemas.microsoft.com/office/word/2012/wordml" xmlns:w16cex="http://schemas.microsoft.com/office/word/2018/wordml/cex" xmlns:w16cid="http://schemas.microsoft.com/office/word/2016/wordml/cid" xmlns:w16="http://schemas.microsoft.com/office/word/2018/wordml" xmlns:w16du="http://schemas.microsoft.com/office/word/2023/wordml/word16du" xmlns:w16sdtdh="http://schemas.microsoft.com/office/word/2020/wordml/sdtdatahash" xmlns:w16se="http://schemas.microsoft.com/office/word/2015/wordml/symex" xmlns:wpg="http://schemas.microsoft.com/office/word/2010/wordprocessingGroup" xmlns:wpi="http://schemas.microsoft.com/office/word/2010/wordprocessingInk" xmlns:wne="http://schemas.microsoft.com/office/word/2006/wordml" xmlns:wps="http://schemas.microsoft.com/office/word/2010/wordprocessingShape" mc:Ignorable="w14 w15 w16se w16cid w16 w16cex w16sdtdh w16du wp14">
+<w:document xmlns:wpc="http://schemas.microsoft.com/office/word/2010/wordprocessingCanvas" xmlns:cx="http://schemas.microsoft.com/office/drawing/2014/chartex" xmlns:cx1="http://schemas.microsoft.com/office/drawing/2015/9/8/chartex" xmlns:cx2="http://schemas.microsoft.com/office/drawing/2015/10/21/chartex" xmlns:cx3="http://schemas.microsoft.com/office/drawing/2016/5/9/chartex" xmlns:cx4="http://schemas.microsoft.com/office/drawing/2016/5/10/chartex" xmlns:cx5="http://schemas.microsoft.com/office/drawing/2016/5/11/chartex" xmlns:cx6="http://schemas.microsoft.com/office/drawing/2016/5/12/chartex" xmlns:cx7="http://schemas.microsoft.com/office/drawing/2016/5/13/chartex" xmlns:cx8="http://schemas.microsoft.com/office/drawing/2016/5/14/chartex" xmlns:mc="http://schemas.openxmlformats.org/markup-compatibility/2006" xmlns:aink="http://schemas.microsoft.com/office/drawing/2016/ink" xmlns:am3d="http://schemas.microsoft.com/office/drawing/2017/model3d" xmlns:o="urn:schemas-microsoft-com:office:office" xmlns:r="http://schemas.openxmlformats.org/officeDocument/2006/relationships" xmlns:m="http://schemas.openxmlformats.org/officeDocument/2006/math" xmlns:v="urn:schemas-microsoft-com:vml" xmlns:wp14="http://schemas.microsoft.com/office/word/2010/wordprocessingDrawing" xmlns:wp="http://schemas.openxmlformats.org/drawingml/2006/wordprocessingDrawing" xmlns:w10="urn:schemas-microsoft-com:office:word" xmlns:w="http://schemas.openxmlformats.org/wordprocessingml/2006/main" xmlns:w14="http://schemas.microsoft.com/office/word/2010/wordml" xmlns:w15="http://schemas.microsoft.com/office/word/2012/wordml" xmlns:w16cex="http://schemas.microsoft.com/office/word/2018/wordml/cex" xmlns:w16cid="http://schemas.microsoft.com/office/word/2016/wordml/cid" xmlns:w16="http://schemas.microsoft.com/office/word/2018/wordml" xmlns:w16sdtdh="http://schemas.microsoft.com/office/word/2020/wordml/sdtdatahash" xmlns:w16se="http://schemas.microsoft.com/office/word/2015/wordml/symex" xmlns:wpg="http://schemas.microsoft.com/office/word/2010/wordprocessingGroup" xmlns:wpi="http://schemas.microsoft.com/office/word/2010/wordprocessingInk" xmlns:wne="http://schemas.microsoft.com/office/word/2006/wordml" xmlns:wps="http://schemas.microsoft.com/office/word/2010/wordprocessingShape" mc:Ignorable="w14 w15 w16se w16cid w16 w16cex w16sdtdh wp14">
   <w:body>
     <w:p>
       <w:r>
         <w:rPr>
           <w:rFonts w:hint="eastAsia"/>
         </w:rPr>
-        <w:t>扎实的编码能力和良好的编码习惯</w:t>
-      </w:r>
-    </w:p>
-    <w:p>
-      <w:r>
-        <w:rPr>
-          <w:rFonts w:hint="eastAsia"/>
-        </w:rPr>
-        <w:t>精通几何图形算法</w:t>
-      </w:r>
-      <w:r>
-        <w:rPr>
-          <w:rFonts w:hint="eastAsia"/>
-        </w:rPr>
-        <w:t>，扎实数据结构与算法基础</w:t>
-      </w:r>
-    </w:p>
-    <w:p>
-      <w:r>
-        <w:rPr>
-          <w:rFonts w:hint="eastAsia"/>
-        </w:rPr>
-        <w:t>3d</w:t>
-      </w:r>
-      <w:r>
-        <w:rPr>
-          <w:rFonts w:hint="eastAsia"/>
-        </w:rPr>
-        <w:t>空间关系构建与建模算法研发</w:t>
-      </w:r>
-    </w:p>
-    <w:p>
-      <w:r>
-        <w:rPr>
-          <w:rFonts w:hint="eastAsia"/>
-        </w:rPr>
-        <w:t>几何图形算法的架构设计与落地</w:t>
-      </w:r>
-    </w:p>
-    <w:p>
-      <w:pPr>
-        <w:rPr>
-          <w:rFonts w:hint="eastAsia"/>
-        </w:rPr>
-      </w:pPr>
-      <w:r>
-        <w:rPr>
-          <w:rFonts w:hint="eastAsia"/>
-        </w:rPr>
-        <w:t>凹包、点线面</w:t>
-      </w:r>
-      <w:r>
-        <w:rPr>
-          <w:rFonts w:hint="eastAsia"/>
-        </w:rPr>
-        <w:t>、几何、图形</w:t>
-      </w:r>
-    </w:p>
-    <w:p/>
-    <w:p>
-      <w:pPr>
-        <w:rPr>
-          <w:rFonts w:hint="eastAsia"/>
-        </w:rPr>
-      </w:pPr>
-      <w:r>
-        <w:rPr>
-          <w:rFonts w:hint="eastAsia"/>
-        </w:rPr>
         <w:t>点是否在凸包内</w:t>
       </w:r>
       <w:r>
@@ -86,11 +17,6 @@
       </w:r>
     </w:p>
     <w:p>
-      <w:pPr>
-        <w:rPr>
-          <w:rFonts w:hint="eastAsia"/>
-        </w:rPr>
-      </w:pPr>
       <w:r>
         <w:rPr>
           <w:rFonts w:hint="eastAsia"/>
@@ -120,12 +46,10 @@
       </w:r>
     </w:p>
     <w:p>
-      <w:pPr>
-        <w:rPr>
-          <w:rFonts w:hint="eastAsia"/>
-        </w:rPr>
-      </w:pPr>
-      <w:r>
+      <w:r>
+        <w:rPr>
+          <w:noProof/>
+        </w:rPr>
         <w:drawing>
           <wp:inline distT="0" distB="0" distL="0" distR="0" wp14:anchorId="3ACA0BEE" wp14:editId="59E02D2F">
             <wp:extent cx="2395643" cy="1608248"/>
@@ -164,11 +88,6 @@
       </w:r>
     </w:p>
     <w:p>
-      <w:pPr>
-        <w:rPr>
-          <w:rFonts w:hint="eastAsia"/>
-        </w:rPr>
-      </w:pPr>
       <w:r>
         <w:rPr>
           <w:rFonts w:hint="eastAsia"/>
@@ -203,7 +122,15 @@
         <w:t xml:space="preserve"> </w:t>
       </w:r>
       <w:r>
-        <w:t>O(lgn)</w:t>
+        <w:t>O(</w:t>
+      </w:r>
+      <w:proofErr w:type="spellStart"/>
+      <w:r>
+        <w:t>lgn</w:t>
+      </w:r>
+      <w:proofErr w:type="spellEnd"/>
+      <w:r>
+        <w:t>)</w:t>
       </w:r>
       <w:r>
         <w:t>，</w:t>
@@ -239,22 +166,25 @@
         <w:rPr>
           <w:rFonts w:hint="eastAsia"/>
         </w:rPr>
-        <w:t>，判断待判断点与三角形顶点是否同向。</w:t>
-      </w:r>
-    </w:p>
-    <w:p>
-      <w:pPr>
-        <w:rPr>
-          <w:rFonts w:hint="eastAsia"/>
-        </w:rPr>
-      </w:pPr>
-    </w:p>
-    <w:p>
-      <w:pPr>
-        <w:rPr>
-          <w:rFonts w:hint="eastAsia"/>
-        </w:rPr>
-      </w:pPr>
+        <w:t>，判断</w:t>
+      </w:r>
+      <w:proofErr w:type="gramStart"/>
+      <w:r>
+        <w:rPr>
+          <w:rFonts w:hint="eastAsia"/>
+        </w:rPr>
+        <w:t>待判断点</w:t>
+      </w:r>
+      <w:proofErr w:type="gramEnd"/>
+      <w:r>
+        <w:rPr>
+          <w:rFonts w:hint="eastAsia"/>
+        </w:rPr>
+        <w:t>与三角形顶点是否同向。</w:t>
+      </w:r>
+    </w:p>
+    <w:p/>
+    <w:p>
       <w:r>
         <w:rPr>
           <w:rFonts w:hint="eastAsia"/>
@@ -298,8 +228,16 @@
         <w:rPr>
           <w:rFonts w:hint="eastAsia"/>
         </w:rPr>
-        <w:t>条线段的求交判断</w:t>
-      </w:r>
+        <w:t>条线段</w:t>
+      </w:r>
+      <w:proofErr w:type="gramStart"/>
+      <w:r>
+        <w:rPr>
+          <w:rFonts w:hint="eastAsia"/>
+        </w:rPr>
+        <w:t>的求交判断</w:t>
+      </w:r>
+      <w:proofErr w:type="gramEnd"/>
     </w:p>
     <w:p>
       <w:r>
@@ -319,22 +257,33 @@
       </w:r>
     </w:p>
     <w:p>
-      <w:pPr>
-        <w:rPr>
-          <w:rFonts w:hint="eastAsia"/>
-        </w:rPr>
-      </w:pPr>
-      <w:r>
-        <w:rPr>
-          <w:rFonts w:hint="eastAsia"/>
-        </w:rPr>
-        <w:t>二维就逐个求交点，</w:t>
-      </w:r>
-      <w:r>
-        <w:rPr>
-          <w:rFonts w:hint="eastAsia"/>
-        </w:rPr>
-        <w:t>三维就参数方程</w:t>
+      <w:proofErr w:type="gramStart"/>
+      <w:r>
+        <w:rPr>
+          <w:rFonts w:hint="eastAsia"/>
+        </w:rPr>
+        <w:t>二维就逐个</w:t>
+      </w:r>
+      <w:proofErr w:type="gramEnd"/>
+      <w:r>
+        <w:rPr>
+          <w:rFonts w:hint="eastAsia"/>
+        </w:rPr>
+        <w:t>求交点，</w:t>
+      </w:r>
+      <w:proofErr w:type="gramStart"/>
+      <w:r>
+        <w:rPr>
+          <w:rFonts w:hint="eastAsia"/>
+        </w:rPr>
+        <w:t>三维就</w:t>
+      </w:r>
+      <w:proofErr w:type="gramEnd"/>
+      <w:r>
+        <w:rPr>
+          <w:rFonts w:hint="eastAsia"/>
+        </w:rPr>
+        <w:t>参数方程</w:t>
       </w:r>
       <w:r>
         <w:rPr>
@@ -343,19 +292,8 @@
         <w:t>求解析解。</w:t>
       </w:r>
     </w:p>
-    <w:p>
-      <w:pPr>
-        <w:rPr>
-          <w:rFonts w:hint="eastAsia"/>
-        </w:rPr>
-      </w:pPr>
-    </w:p>
-    <w:p>
-      <w:pPr>
-        <w:rPr>
-          <w:rFonts w:hint="eastAsia"/>
-        </w:rPr>
-      </w:pPr>
+    <w:p/>
+    <w:p>
       <w:r>
         <w:rPr>
           <w:rFonts w:hint="eastAsia"/>
@@ -378,32 +316,24 @@
         <w:rPr>
           <w:rFonts w:hint="eastAsia"/>
         </w:rPr>
-        <w:t>夹角和</w:t>
-      </w:r>
-    </w:p>
-    <w:p>
-      <w:pPr>
-        <w:rPr>
-          <w:rFonts w:hint="eastAsia"/>
-        </w:rPr>
-      </w:pPr>
+        <w:t>夹角</w:t>
+      </w:r>
+      <w:proofErr w:type="gramStart"/>
+      <w:r>
+        <w:rPr>
+          <w:rFonts w:hint="eastAsia"/>
+        </w:rPr>
+        <w:t>和</w:t>
+      </w:r>
+      <w:proofErr w:type="gramEnd"/>
+    </w:p>
+    <w:p>
       <w:r>
         <w:t>通过积分方法和基点方法分别计算面积，然后通过比较两种方法的面积判断基点的位置。如果面积相等，则说明基点在多边形内；如果不相等，则说明基点在多边形外。</w:t>
       </w:r>
     </w:p>
-    <w:p>
-      <w:pPr>
-        <w:rPr>
-          <w:rFonts w:hint="eastAsia"/>
-        </w:rPr>
-      </w:pPr>
-    </w:p>
-    <w:p>
-      <w:pPr>
-        <w:rPr>
-          <w:rFonts w:hint="eastAsia"/>
-        </w:rPr>
-      </w:pPr>
+    <w:p/>
+    <w:p>
       <w:r>
         <w:rPr>
           <w:rFonts w:hint="eastAsia"/>
@@ -441,19 +371,8 @@
         <w:t xml:space="preserve"> xiyi+1-x+1yi</w:t>
       </w:r>
     </w:p>
-    <w:p>
-      <w:pPr>
-        <w:rPr>
-          <w:rFonts w:hint="eastAsia"/>
-        </w:rPr>
-      </w:pPr>
-    </w:p>
-    <w:p>
-      <w:pPr>
-        <w:rPr>
-          <w:rFonts w:hint="eastAsia"/>
-        </w:rPr>
-      </w:pPr>
+    <w:p/>
+    <w:p>
       <w:r>
         <w:rPr>
           <w:rFonts w:hint="eastAsia"/>
@@ -486,164 +405,148 @@
       </w:r>
     </w:p>
     <w:p>
-      <w:pPr>
-        <w:rPr>
-          <w:rFonts w:hint="eastAsia"/>
-        </w:rPr>
-      </w:pPr>
-      <w:r>
-        <w:rPr>
-          <w:rFonts w:hint="eastAsia"/>
+      <w:r>
+        <w:rPr>
+          <w:rFonts w:hint="eastAsia"/>
+        </w:rPr>
+        <w:t>余弦定理</w:t>
+      </w:r>
+      <w:r>
+        <w:rPr>
+          <w:rFonts w:hint="eastAsia"/>
+        </w:rPr>
+        <w:t>(</w:t>
+      </w:r>
+      <w:r>
+        <w:rPr>
+          <w:rFonts w:hint="eastAsia"/>
+        </w:rPr>
+        <w:t>画图可证</w:t>
+      </w:r>
+      <w:r>
+        <w:t>)</w:t>
+      </w:r>
+      <w:r>
+        <w:t xml:space="preserve"> c2 = a2 + b2 -2abcos theta</w:t>
+      </w:r>
+    </w:p>
+    <w:p>
+      <w:r>
+        <w:rPr>
+          <w:rFonts w:hint="eastAsia"/>
+        </w:rPr>
+        <w:t>换算为向量</w:t>
+      </w:r>
+      <w:r>
+        <w:rPr>
+          <w:rFonts w:hint="eastAsia"/>
+        </w:rPr>
+        <w:t xml:space="preserve"> </w:t>
+      </w:r>
+      <w:r>
+        <w:rPr>
+          <w:rFonts w:hint="eastAsia"/>
+        </w:rPr>
+        <w:t>则有点乘公式向量</w:t>
+      </w:r>
+      <w:r>
+        <w:rPr>
+          <w:rFonts w:hint="eastAsia"/>
+        </w:rPr>
+        <w:t>a</w:t>
+      </w:r>
+      <w:r>
+        <w:rPr>
+          <w:rFonts w:hint="eastAsia"/>
+        </w:rPr>
+        <w:t>·向量</w:t>
+      </w:r>
+      <w:r>
+        <w:rPr>
+          <w:rFonts w:hint="eastAsia"/>
+        </w:rPr>
+        <w:t>b</w:t>
+      </w:r>
+      <w:r>
+        <w:t>=a</w:t>
+      </w:r>
+      <w:r>
+        <w:rPr>
+          <w:rFonts w:hint="eastAsia"/>
+        </w:rPr>
+        <w:t>·</w:t>
+      </w:r>
+      <w:r>
+        <w:rPr>
+          <w:rFonts w:hint="eastAsia"/>
+        </w:rPr>
+        <w:t>b</w:t>
+      </w:r>
+      <w:r>
+        <w:rPr>
+          <w:rFonts w:hint="eastAsia"/>
+        </w:rPr>
+        <w:t>·</w:t>
+      </w:r>
+      <w:proofErr w:type="spellStart"/>
+      <w:r>
+        <w:rPr>
+          <w:rFonts w:hint="eastAsia"/>
+        </w:rPr>
+        <w:t>cosTheta</w:t>
+      </w:r>
+      <w:proofErr w:type="spellEnd"/>
+    </w:p>
+    <w:p>
+      <w:r>
+        <w:rPr>
+          <w:rFonts w:hint="eastAsia"/>
+        </w:rPr>
+        <w:t>向量叉乘，得到的是平行四边形面积，其方向通过右手定则确定，</w:t>
+      </w:r>
+      <w:r>
+        <w:rPr>
+          <w:rFonts w:hint="eastAsia"/>
+        </w:rPr>
+        <w:t>a</w:t>
+      </w:r>
+      <w:r>
+        <w:rPr>
+          <w:rFonts w:hint="eastAsia"/>
+        </w:rPr>
+        <w:t>·</w:t>
+      </w:r>
+      <w:r>
+        <w:rPr>
+          <w:rFonts w:hint="eastAsia"/>
+        </w:rPr>
+        <w:t>b</w:t>
+      </w:r>
+      <w:r>
+        <w:rPr>
+          <w:rFonts w:hint="eastAsia"/>
+        </w:rPr>
+        <w:t>·</w:t>
+      </w:r>
+      <w:r>
+        <w:t>sin&lt;a, b&gt;</w:t>
+      </w:r>
+    </w:p>
+    <w:p/>
+    <w:p>
+      <w:r>
+        <w:rPr>
+          <w:rFonts w:hint="eastAsia"/>
+        </w:rPr>
+        <w:t>鞋带公式算面积</w:t>
+      </w:r>
+    </w:p>
+    <w:p>
+      <w:r>
+        <w:rPr>
+          <w:noProof/>
         </w:rPr>
         <w:lastRenderedPageBreak/>
-        <w:t>余弦定理</w:t>
-      </w:r>
-      <w:r>
-        <w:rPr>
-          <w:rFonts w:hint="eastAsia"/>
-        </w:rPr>
-        <w:t>(</w:t>
-      </w:r>
-      <w:r>
-        <w:rPr>
-          <w:rFonts w:hint="eastAsia"/>
-        </w:rPr>
-        <w:t>画图可证</w:t>
-      </w:r>
-      <w:r>
-        <w:t>)</w:t>
-      </w:r>
-      <w:r>
-        <w:t xml:space="preserve"> c2 = a2 + b2 -2abcos theta</w:t>
-      </w:r>
-    </w:p>
-    <w:p>
-      <w:pPr>
-        <w:rPr>
-          <w:rFonts w:hint="eastAsia"/>
-        </w:rPr>
-      </w:pPr>
-      <w:r>
-        <w:rPr>
-          <w:rFonts w:hint="eastAsia"/>
-        </w:rPr>
-        <w:t>换算为向量</w:t>
-      </w:r>
-      <w:r>
-        <w:rPr>
-          <w:rFonts w:hint="eastAsia"/>
-        </w:rPr>
-        <w:t xml:space="preserve"> </w:t>
-      </w:r>
-      <w:r>
-        <w:rPr>
-          <w:rFonts w:hint="eastAsia"/>
-        </w:rPr>
-        <w:t>则有点乘公式向量</w:t>
-      </w:r>
-      <w:r>
-        <w:rPr>
-          <w:rFonts w:hint="eastAsia"/>
-        </w:rPr>
-        <w:t>a</w:t>
-      </w:r>
-      <w:r>
-        <w:rPr>
-          <w:rFonts w:hint="eastAsia"/>
-        </w:rPr>
-        <w:t>·向量</w:t>
-      </w:r>
-      <w:r>
-        <w:rPr>
-          <w:rFonts w:hint="eastAsia"/>
-        </w:rPr>
-        <w:t>b</w:t>
-      </w:r>
-      <w:r>
-        <w:t>=a</w:t>
-      </w:r>
-      <w:r>
-        <w:rPr>
-          <w:rFonts w:hint="eastAsia"/>
-        </w:rPr>
-        <w:t>·</w:t>
-      </w:r>
-      <w:r>
-        <w:rPr>
-          <w:rFonts w:hint="eastAsia"/>
-        </w:rPr>
-        <w:t>b</w:t>
-      </w:r>
-      <w:r>
-        <w:rPr>
-          <w:rFonts w:hint="eastAsia"/>
-        </w:rPr>
-        <w:t>·</w:t>
-      </w:r>
-      <w:r>
-        <w:rPr>
-          <w:rFonts w:hint="eastAsia"/>
-        </w:rPr>
-        <w:t>cosTheta</w:t>
-      </w:r>
-    </w:p>
-    <w:p>
-      <w:pPr>
-        <w:rPr>
-          <w:rFonts w:hint="eastAsia"/>
-        </w:rPr>
-      </w:pPr>
-      <w:r>
-        <w:rPr>
-          <w:rFonts w:hint="eastAsia"/>
-        </w:rPr>
-        <w:t>向量叉乘，得到的是平行四边形面积，其方向通过右手定则确定，</w:t>
-      </w:r>
-      <w:r>
-        <w:rPr>
-          <w:rFonts w:hint="eastAsia"/>
-        </w:rPr>
-        <w:t>a</w:t>
-      </w:r>
-      <w:r>
-        <w:rPr>
-          <w:rFonts w:hint="eastAsia"/>
-        </w:rPr>
-        <w:t>·</w:t>
-      </w:r>
-      <w:r>
-        <w:rPr>
-          <w:rFonts w:hint="eastAsia"/>
-        </w:rPr>
-        <w:t>b</w:t>
-      </w:r>
-      <w:r>
-        <w:rPr>
-          <w:rFonts w:hint="eastAsia"/>
-        </w:rPr>
-        <w:t>·</w:t>
-      </w:r>
-      <w:r>
-        <w:t>sin&lt;a, b&gt;</w:t>
-      </w:r>
-    </w:p>
-    <w:p>
-      <w:pPr>
-        <w:rPr>
-          <w:rFonts w:hint="eastAsia"/>
-        </w:rPr>
-      </w:pPr>
-    </w:p>
-    <w:p>
-      <w:r>
-        <w:rPr>
-          <w:rFonts w:hint="eastAsia"/>
-        </w:rPr>
-        <w:t>鞋带公式算面积</w:t>
-      </w:r>
-    </w:p>
-    <w:p>
-      <w:r>
         <w:drawing>
           <wp:inline distT="0" distB="0" distL="0" distR="0" wp14:anchorId="6F698765" wp14:editId="6B834933">
             <wp:extent cx="3339677" cy="549643"/>
@@ -692,6 +595,9 @@
         </w:rPr>
       </w:pPr>
       <w:r>
+        <w:rPr>
+          <w:noProof/>
+        </w:rPr>
         <w:drawing>
           <wp:inline distT="0" distB="0" distL="0" distR="0" wp14:anchorId="5B099601" wp14:editId="4237F17C">
             <wp:extent cx="4173643" cy="516555"/>
@@ -750,251 +656,317 @@
         <w:t>行列式</w:t>
       </w:r>
     </w:p>
-    <w:p>
-      <w:pPr>
-        <w:rPr>
-          <w:rFonts w:hint="eastAsia"/>
-        </w:rPr>
-      </w:pPr>
-    </w:p>
-    <w:p>
-      <w:pPr>
-        <w:rPr>
-          <w:rFonts w:hint="eastAsia"/>
-        </w:rPr>
-      </w:pPr>
-    </w:p>
-    <w:p>
-      <w:pPr>
-        <w:rPr>
-          <w:rFonts w:hint="eastAsia"/>
-        </w:rPr>
-      </w:pPr>
-      <w:r>
-        <w:rPr>
-          <w:rFonts w:hint="eastAsia"/>
-        </w:rPr>
-        <w:t>5</w:t>
-      </w:r>
-      <w:r>
-        <w:t xml:space="preserve"> </w:t>
-      </w:r>
-      <w:r>
-        <w:t>共求凸包法</w:t>
-      </w:r>
-    </w:p>
-    <w:p>
-      <w:pPr>
-        <w:rPr>
-          <w:rFonts w:hint="eastAsia"/>
-          <w:kern w:val="0"/>
-        </w:rPr>
-      </w:pPr>
-      <w:r>
-        <w:rPr>
-          <w:kern w:val="0"/>
-        </w:rPr>
-        <w:t>将凸包上的点与内部的点共同求凸包，如果最后求得的凸包中出现了原先没有出现的点，则证明有些点不严格在凸包内部。</w:t>
-      </w:r>
-    </w:p>
-    <w:p>
-      <w:pPr>
-        <w:rPr>
-          <w:rFonts w:hint="eastAsia"/>
-        </w:rPr>
-      </w:pPr>
-    </w:p>
-    <w:p>
-      <w:pPr>
-        <w:ind w:firstLineChars="100" w:firstLine="240"/>
-        <w:rPr>
-          <w:rFonts w:hint="eastAsia"/>
-        </w:rPr>
-      </w:pPr>
-      <w:r>
-        <w:rPr>
-          <w:rFonts w:hint="eastAsia"/>
-        </w:rPr>
-        <w:t>计算多边形的形心</w:t>
-      </w:r>
-    </w:p>
-    <w:p>
-      <w:pPr>
-        <w:ind w:firstLineChars="100" w:firstLine="240"/>
-        <w:rPr>
-          <w:rFonts w:hint="eastAsia"/>
-          <w:kern w:val="0"/>
-        </w:rPr>
-      </w:pPr>
-      <w:r>
-        <w:rPr>
-          <w:rFonts w:hint="eastAsia"/>
-          <w:kern w:val="0"/>
-        </w:rPr>
-        <w:t>计算多边形的形心需要能反映顶点的顺序，不能直接做均值</w:t>
-      </w:r>
-      <w:r>
-        <w:rPr>
-          <w:rFonts w:hint="eastAsia"/>
-          <w:kern w:val="0"/>
-        </w:rPr>
-        <w:t>，因为相同的顶点集在不同的连接顺序（不同的边集）下，会生成不同的多边形。</w:t>
-      </w:r>
-      <w:r>
-        <w:rPr>
-          <w:rFonts w:hint="eastAsia"/>
-          <w:kern w:val="0"/>
-        </w:rPr>
-        <w:t>如果顶点沿一个共同的中心均匀分布，直接做均值才可行</w:t>
-      </w:r>
-      <w:r>
-        <w:rPr>
-          <w:kern w:val="0"/>
-        </w:rPr>
-        <w:t>(</w:t>
-      </w:r>
-      <w:r>
-        <w:rPr>
-          <w:rFonts w:hint="eastAsia"/>
-          <w:kern w:val="0"/>
-        </w:rPr>
-        <w:t>比如规则多边形，矩形，正五边形</w:t>
-      </w:r>
-      <w:r>
-        <w:rPr>
-          <w:kern w:val="0"/>
-        </w:rPr>
-        <w:t>…)</w:t>
-      </w:r>
-      <w:r>
-        <w:rPr>
-          <w:rFonts w:hint="eastAsia"/>
-          <w:kern w:val="0"/>
-        </w:rPr>
-        <w:t>；</w:t>
-      </w:r>
-    </w:p>
-    <w:p>
-      <w:pPr>
-        <w:ind w:firstLineChars="100" w:firstLine="240"/>
-        <w:rPr>
-          <w:rFonts w:hint="eastAsia"/>
-          <w:kern w:val="0"/>
-        </w:rPr>
-      </w:pPr>
-    </w:p>
-    <w:p>
-      <w:pPr>
-        <w:rPr>
-          <w:rFonts w:hint="eastAsia"/>
-          <w:kern w:val="0"/>
-        </w:rPr>
-      </w:pPr>
-      <w:r>
-        <w:rPr>
-          <w:rFonts w:hint="eastAsia"/>
-          <w:kern w:val="0"/>
-        </w:rPr>
-        <w:t>凹多边形切割算法</w:t>
-      </w:r>
-    </w:p>
-    <w:p>
-      <w:pPr>
-        <w:ind w:firstLineChars="100" w:firstLine="240"/>
-        <w:rPr>
-          <w:rFonts w:hint="eastAsia"/>
-          <w:kern w:val="0"/>
-        </w:rPr>
-      </w:pPr>
-      <w:r>
-        <w:rPr>
-          <w:rFonts w:hint="eastAsia"/>
-          <w:kern w:val="0"/>
-        </w:rPr>
-        <w:t>启发于</w:t>
-      </w:r>
-      <w:r>
-        <w:rPr>
-          <w:rFonts w:hint="eastAsia"/>
-          <w:kern w:val="0"/>
-        </w:rPr>
-        <w:t>Graham</w:t>
-      </w:r>
-      <w:r>
-        <w:rPr>
-          <w:rFonts w:hint="eastAsia"/>
-          <w:kern w:val="0"/>
-        </w:rPr>
-        <w:t>扫描算法，</w:t>
-      </w:r>
-      <w:r>
-        <w:rPr>
-          <w:rFonts w:hint="eastAsia"/>
-          <w:kern w:val="0"/>
-        </w:rPr>
-        <w:t>构建当前直线与观察点数据，按序扫描多边形顶点逐个观察，观测到凹角点，出栈后不丢弃顶点，而是采用递归方式探测子凸多边形，直到探测到下一个凹角，切出子凸多边形后，回溯至上一层继续观测顶点，直到观测完毕所有顶点。</w:t>
-      </w:r>
-    </w:p>
-    <w:p>
-      <w:pPr>
-        <w:rPr>
-          <w:rFonts w:hint="eastAsia"/>
-        </w:rPr>
-      </w:pPr>
-    </w:p>
-    <w:p>
-      <w:pPr>
-        <w:rPr>
-          <w:rFonts w:hint="eastAsia"/>
-        </w:rPr>
-      </w:pPr>
-      <w:r>
-        <w:t>N+1</w:t>
-      </w:r>
-      <w:r>
-        <w:rPr>
-          <w:rFonts w:hint="eastAsia"/>
-        </w:rPr>
-        <w:t>维的数据才能将</w:t>
-      </w:r>
-      <w:r>
-        <w:rPr>
-          <w:rFonts w:hint="eastAsia"/>
-        </w:rPr>
-        <w:t>N</w:t>
-      </w:r>
-      <w:r>
-        <w:rPr>
-          <w:rFonts w:hint="eastAsia"/>
-        </w:rPr>
-        <w:t>维数据分割</w:t>
-      </w:r>
-    </w:p>
     <w:p/>
     <w:p/>
     <w:p>
-      <w:pPr>
-        <w:rPr>
-          <w:rFonts w:hint="eastAsia"/>
-        </w:rPr>
-      </w:pPr>
-      <w:r>
-        <w:rPr>
-          <w:rFonts w:hint="eastAsia"/>
-        </w:rPr>
-        <w:t>一个栈不能模拟队列，只有两个栈可以，</w:t>
-      </w:r>
-      <w:r>
-        <w:rPr>
-          <w:rFonts w:hint="eastAsia"/>
-        </w:rPr>
-        <w:t>一个栈用来</w:t>
-      </w:r>
-      <w:r>
-        <w:rPr>
-          <w:rFonts w:hint="eastAsia"/>
-        </w:rPr>
-        <w:t>入队，一个栈用来出队。</w:t>
+      <w:r>
+        <w:rPr>
+          <w:rFonts w:hint="eastAsia"/>
+        </w:rPr>
+        <w:t>5</w:t>
+      </w:r>
+      <w:r>
+        <w:t xml:space="preserve"> </w:t>
+      </w:r>
+      <w:r>
+        <w:t>共求凸包法</w:t>
+      </w:r>
+    </w:p>
+    <w:p>
+      <w:pPr>
+        <w:rPr>
+          <w:kern w:val="0"/>
+        </w:rPr>
+      </w:pPr>
+      <w:r>
+        <w:rPr>
+          <w:kern w:val="0"/>
+        </w:rPr>
+        <w:t>将凸包上的点与内部的点共同求凸包，如果最后求得的凸包中出现了原先没有出现的点，则证明有些点不严格在凸包内部。</w:t>
+      </w:r>
+    </w:p>
+    <w:p/>
+    <w:p>
+      <w:pPr>
+        <w:ind w:firstLineChars="100" w:firstLine="240"/>
+      </w:pPr>
+      <w:r>
+        <w:rPr>
+          <w:rFonts w:hint="eastAsia"/>
+        </w:rPr>
+        <w:t>计算多边形的形心</w:t>
+      </w:r>
+    </w:p>
+    <w:p>
+      <w:pPr>
+        <w:ind w:firstLineChars="100" w:firstLine="240"/>
+        <w:rPr>
+          <w:kern w:val="0"/>
+        </w:rPr>
+      </w:pPr>
+      <w:r>
+        <w:rPr>
+          <w:rFonts w:hint="eastAsia"/>
+          <w:kern w:val="0"/>
+        </w:rPr>
+        <w:t>计算多边形的形心需要能反映顶点的顺序，不能直接做均值</w:t>
+      </w:r>
+      <w:r>
+        <w:rPr>
+          <w:rFonts w:hint="eastAsia"/>
+          <w:kern w:val="0"/>
+        </w:rPr>
+        <w:t>，因为相同的顶点集在不同的连接顺序（不同的边集）下，会生成不同的多边形。</w:t>
+      </w:r>
+      <w:r>
+        <w:rPr>
+          <w:rFonts w:hint="eastAsia"/>
+          <w:kern w:val="0"/>
+        </w:rPr>
+        <w:t>如果顶点沿一个共同的中心均匀分布，直接做均值才可行</w:t>
+      </w:r>
+      <w:r>
+        <w:rPr>
+          <w:kern w:val="0"/>
+        </w:rPr>
+        <w:t>(</w:t>
+      </w:r>
+      <w:r>
+        <w:rPr>
+          <w:rFonts w:hint="eastAsia"/>
+          <w:kern w:val="0"/>
+        </w:rPr>
+        <w:t>比如规则多边形，矩形，正五边形</w:t>
+      </w:r>
+      <w:r>
+        <w:rPr>
+          <w:kern w:val="0"/>
+        </w:rPr>
+        <w:t>…)</w:t>
+      </w:r>
+      <w:r>
+        <w:rPr>
+          <w:rFonts w:hint="eastAsia"/>
+          <w:kern w:val="0"/>
+        </w:rPr>
+        <w:t>；</w:t>
+      </w:r>
+    </w:p>
+    <w:p>
+      <w:pPr>
+        <w:ind w:firstLineChars="100" w:firstLine="240"/>
+        <w:rPr>
+          <w:kern w:val="0"/>
+        </w:rPr>
+      </w:pPr>
+    </w:p>
+    <w:p>
+      <w:pPr>
+        <w:rPr>
+          <w:kern w:val="0"/>
+        </w:rPr>
+      </w:pPr>
+      <w:proofErr w:type="gramStart"/>
+      <w:r>
+        <w:rPr>
+          <w:rFonts w:hint="eastAsia"/>
+          <w:kern w:val="0"/>
+        </w:rPr>
+        <w:t>凹多边形</w:t>
+      </w:r>
+      <w:proofErr w:type="gramEnd"/>
+      <w:r>
+        <w:rPr>
+          <w:rFonts w:hint="eastAsia"/>
+          <w:kern w:val="0"/>
+        </w:rPr>
+        <w:t>切割算法</w:t>
+      </w:r>
+    </w:p>
+    <w:p>
+      <w:pPr>
+        <w:ind w:firstLineChars="100" w:firstLine="240"/>
+        <w:rPr>
+          <w:kern w:val="0"/>
+        </w:rPr>
+      </w:pPr>
+      <w:r>
+        <w:rPr>
+          <w:rFonts w:hint="eastAsia"/>
+          <w:kern w:val="0"/>
+        </w:rPr>
+        <w:t>启发于</w:t>
+      </w:r>
+      <w:r>
+        <w:rPr>
+          <w:rFonts w:hint="eastAsia"/>
+          <w:kern w:val="0"/>
+        </w:rPr>
+        <w:t>Graham</w:t>
+      </w:r>
+      <w:r>
+        <w:rPr>
+          <w:rFonts w:hint="eastAsia"/>
+          <w:kern w:val="0"/>
+        </w:rPr>
+        <w:t>扫描算法，</w:t>
+      </w:r>
+      <w:r>
+        <w:rPr>
+          <w:rFonts w:hint="eastAsia"/>
+          <w:kern w:val="0"/>
+        </w:rPr>
+        <w:t>构建当前直线与观察点数据，按序扫描多边形顶点逐个观察，观测到</w:t>
+      </w:r>
+      <w:proofErr w:type="gramStart"/>
+      <w:r>
+        <w:rPr>
+          <w:rFonts w:hint="eastAsia"/>
+          <w:kern w:val="0"/>
+        </w:rPr>
+        <w:t>凹</w:t>
+      </w:r>
+      <w:proofErr w:type="gramEnd"/>
+      <w:r>
+        <w:rPr>
+          <w:rFonts w:hint="eastAsia"/>
+          <w:kern w:val="0"/>
+        </w:rPr>
+        <w:t>角点，出</w:t>
+      </w:r>
+      <w:proofErr w:type="gramStart"/>
+      <w:r>
+        <w:rPr>
+          <w:rFonts w:hint="eastAsia"/>
+          <w:kern w:val="0"/>
+        </w:rPr>
+        <w:t>栈</w:t>
+      </w:r>
+      <w:proofErr w:type="gramEnd"/>
+      <w:r>
+        <w:rPr>
+          <w:rFonts w:hint="eastAsia"/>
+          <w:kern w:val="0"/>
+        </w:rPr>
+        <w:t>后不丢弃顶点，而是采用递归方式探测子凸多边形，直到探测到下一个</w:t>
+      </w:r>
+      <w:proofErr w:type="gramStart"/>
+      <w:r>
+        <w:rPr>
+          <w:rFonts w:hint="eastAsia"/>
+          <w:kern w:val="0"/>
+        </w:rPr>
+        <w:t>凹</w:t>
+      </w:r>
+      <w:proofErr w:type="gramEnd"/>
+      <w:r>
+        <w:rPr>
+          <w:rFonts w:hint="eastAsia"/>
+          <w:kern w:val="0"/>
+        </w:rPr>
+        <w:t>角，切出子凸多边形后，回溯至上一层继续观测顶点，直到观测完毕所有顶点。</w:t>
+      </w:r>
+    </w:p>
+    <w:p/>
+    <w:p>
+      <w:r>
+        <w:t>N+1</w:t>
+      </w:r>
+      <w:r>
+        <w:rPr>
+          <w:rFonts w:hint="eastAsia"/>
+        </w:rPr>
+        <w:t>维的数据才能将</w:t>
+      </w:r>
+      <w:r>
+        <w:rPr>
+          <w:rFonts w:hint="eastAsia"/>
+        </w:rPr>
+        <w:t>N</w:t>
+      </w:r>
+      <w:r>
+        <w:rPr>
+          <w:rFonts w:hint="eastAsia"/>
+        </w:rPr>
+        <w:t>维数据分割</w:t>
+      </w:r>
+    </w:p>
+    <w:p/>
+    <w:p/>
+    <w:p>
+      <w:r>
+        <w:rPr>
+          <w:rFonts w:hint="eastAsia"/>
+        </w:rPr>
+        <w:t>一个</w:t>
+      </w:r>
+      <w:proofErr w:type="gramStart"/>
+      <w:r>
+        <w:rPr>
+          <w:rFonts w:hint="eastAsia"/>
+        </w:rPr>
+        <w:t>栈</w:t>
+      </w:r>
+      <w:proofErr w:type="gramEnd"/>
+      <w:r>
+        <w:rPr>
+          <w:rFonts w:hint="eastAsia"/>
+        </w:rPr>
+        <w:t>不能模拟队列，只有两个</w:t>
+      </w:r>
+      <w:proofErr w:type="gramStart"/>
+      <w:r>
+        <w:rPr>
+          <w:rFonts w:hint="eastAsia"/>
+        </w:rPr>
+        <w:t>栈</w:t>
+      </w:r>
+      <w:proofErr w:type="gramEnd"/>
+      <w:r>
+        <w:rPr>
+          <w:rFonts w:hint="eastAsia"/>
+        </w:rPr>
+        <w:t>可以，</w:t>
+      </w:r>
+      <w:r>
+        <w:rPr>
+          <w:rFonts w:hint="eastAsia"/>
+        </w:rPr>
+        <w:t>一个</w:t>
+      </w:r>
+      <w:proofErr w:type="gramStart"/>
+      <w:r>
+        <w:rPr>
+          <w:rFonts w:hint="eastAsia"/>
+        </w:rPr>
+        <w:t>栈</w:t>
+      </w:r>
+      <w:proofErr w:type="gramEnd"/>
+      <w:r>
+        <w:rPr>
+          <w:rFonts w:hint="eastAsia"/>
+        </w:rPr>
+        <w:t>用来</w:t>
+      </w:r>
+      <w:r>
+        <w:rPr>
+          <w:rFonts w:hint="eastAsia"/>
+        </w:rPr>
+        <w:t>入队，一个</w:t>
+      </w:r>
+      <w:proofErr w:type="gramStart"/>
+      <w:r>
+        <w:rPr>
+          <w:rFonts w:hint="eastAsia"/>
+        </w:rPr>
+        <w:t>栈</w:t>
+      </w:r>
+      <w:proofErr w:type="gramEnd"/>
+      <w:r>
+        <w:rPr>
+          <w:rFonts w:hint="eastAsia"/>
+        </w:rPr>
+        <w:t>用来出队。</w:t>
       </w:r>
     </w:p>
     <w:p>
@@ -1005,27 +977,160 @@
         <w:rPr>
           <w:rFonts w:hint="eastAsia"/>
         </w:rPr>
+        <w:t>凸包算法</w:t>
+      </w:r>
+    </w:p>
+    <w:p>
+      <w:r>
+        <w:rPr>
+          <w:rFonts w:hint="eastAsia"/>
+        </w:rPr>
+        <w:t>根据</w:t>
+      </w:r>
+      <w:r>
+        <w:rPr>
+          <w:rFonts w:hint="eastAsia"/>
+        </w:rPr>
+        <w:t>三角形公式，凸多边形在周长上一定是最优的。</w:t>
+      </w:r>
+    </w:p>
+    <w:p>
+      <w:pPr>
+        <w:pStyle w:val="2"/>
+      </w:pPr>
+      <w:r>
+        <w:rPr>
+          <w:rFonts w:hint="eastAsia"/>
+        </w:rPr>
         <w:lastRenderedPageBreak/>
-        <w:t>凸包算法</w:t>
-      </w:r>
-    </w:p>
-    <w:p>
-      <w:pPr>
-        <w:rPr>
-          <w:rFonts w:hint="eastAsia"/>
-        </w:rPr>
-      </w:pPr>
-      <w:r>
-        <w:rPr>
-          <w:rFonts w:hint="eastAsia"/>
-        </w:rPr>
-        <w:t>根据</w:t>
-      </w:r>
-      <w:r>
-        <w:rPr>
-          <w:rFonts w:hint="eastAsia"/>
-        </w:rPr>
-        <w:t>三角形公式，凸多边形在周长上一定是最优的。</w:t>
+        <w:t>Jarvis</w:t>
+      </w:r>
+      <w:r>
+        <w:t>步进</w:t>
+      </w:r>
+      <w:r>
+        <w:rPr>
+          <w:rFonts w:hint="eastAsia"/>
+        </w:rPr>
+        <w:t>算法</w:t>
+      </w:r>
+    </w:p>
+    <w:p>
+      <w:proofErr w:type="spellStart"/>
+      <w:r>
+        <w:rPr>
+          <w:rFonts w:hint="eastAsia"/>
+        </w:rPr>
+        <w:t>jarvis</w:t>
+      </w:r>
+      <w:proofErr w:type="spellEnd"/>
+      <w:r>
+        <w:rPr>
+          <w:rFonts w:hint="eastAsia"/>
+        </w:rPr>
+        <w:t>算法</w:t>
+      </w:r>
+      <w:r>
+        <w:rPr>
+          <w:rFonts w:hint="eastAsia"/>
+        </w:rPr>
+        <w:t>O(n2)</w:t>
+      </w:r>
+      <w:r>
+        <w:rPr>
+          <w:rFonts w:hint="eastAsia"/>
+        </w:rPr>
+        <w:t>核心思想是双重遍历，选定一个初始点后，逐步迭代寻找与当前点构成的极坐标角度最小的点，检测到环路</w:t>
+      </w:r>
+      <w:r>
+        <w:rPr>
+          <w:rFonts w:hint="eastAsia"/>
+        </w:rPr>
+        <w:t>(</w:t>
+      </w:r>
+      <w:r>
+        <w:rPr>
+          <w:rFonts w:hint="eastAsia"/>
+        </w:rPr>
+        <w:t>寻找到最开始的初始点</w:t>
+      </w:r>
+      <w:r>
+        <w:rPr>
+          <w:rFonts w:hint="eastAsia"/>
+        </w:rPr>
+        <w:t>)</w:t>
+      </w:r>
+      <w:r>
+        <w:rPr>
+          <w:rFonts w:hint="eastAsia"/>
+        </w:rPr>
+        <w:t>时终止，注意</w:t>
+      </w:r>
+      <w:r>
+        <w:rPr>
+          <w:rFonts w:hint="eastAsia"/>
+        </w:rPr>
+        <w:t>在迭代寻找的过程中</w:t>
+      </w:r>
+      <w:r>
+        <w:rPr>
+          <w:rFonts w:hint="eastAsia"/>
+        </w:rPr>
+        <w:t>，</w:t>
+      </w:r>
+      <w:r>
+        <w:rPr>
+          <w:rFonts w:hint="eastAsia"/>
+        </w:rPr>
+        <w:t>考虑到</w:t>
+      </w:r>
+      <w:r>
+        <w:rPr>
+          <w:rFonts w:hint="eastAsia"/>
+        </w:rPr>
+        <w:t>多点共线的情况</w:t>
+      </w:r>
+      <w:r>
+        <w:rPr>
+          <w:rFonts w:hint="eastAsia"/>
+        </w:rPr>
+        <w:t>，</w:t>
+      </w:r>
+      <w:r>
+        <w:rPr>
+          <w:rFonts w:hint="eastAsia"/>
+        </w:rPr>
+        <w:t>全量</w:t>
+      </w:r>
+      <w:r>
+        <w:rPr>
+          <w:rFonts w:hint="eastAsia"/>
+        </w:rPr>
+        <w:t>查找时会查找到查找过的点，</w:t>
+      </w:r>
+      <w:r>
+        <w:rPr>
+          <w:rFonts w:hint="eastAsia"/>
+        </w:rPr>
+        <w:t>使用</w:t>
+      </w:r>
+      <w:r>
+        <w:rPr>
+          <w:rFonts w:hint="eastAsia"/>
+        </w:rPr>
+        <w:t>visited</w:t>
+      </w:r>
+      <w:r>
+        <w:rPr>
+          <w:rFonts w:hint="eastAsia"/>
+        </w:rPr>
+        <w:t>数组控制</w:t>
+      </w:r>
+      <w:r>
+        <w:rPr>
+          <w:rFonts w:hint="eastAsia"/>
+        </w:rPr>
+        <w:t>访问次数。</w:t>
       </w:r>
     </w:p>
     <w:p>
@@ -1034,31 +1139,275 @@
       </w:pPr>
       <w:r>
         <w:rPr>
-          <w:rFonts w:hint="eastAsia"/>
-        </w:rPr>
-        <w:t>Jarvis</w:t>
-      </w:r>
-      <w:r>
-        <w:t>步进</w:t>
-      </w:r>
-      <w:r>
-        <w:rPr>
+          <w:rStyle w:val="20"/>
+          <w:rFonts w:hint="eastAsia"/>
+        </w:rPr>
+        <w:t>Graham扫描</w:t>
+      </w:r>
+      <w:r>
+        <w:rPr>
+          <w:rStyle w:val="20"/>
           <w:rFonts w:hint="eastAsia"/>
         </w:rPr>
         <w:t>算法</w:t>
       </w:r>
-    </w:p>
-    <w:p>
-      <w:pPr>
-        <w:rPr>
-          <w:rFonts w:hint="eastAsia"/>
-        </w:rPr>
-      </w:pPr>
-      <w:r>
-        <w:rPr>
-          <w:rFonts w:hint="eastAsia"/>
-        </w:rPr>
-        <w:t>jarvis</w:t>
+      <w:r>
+        <w:rPr>
+          <w:rFonts w:hint="eastAsia"/>
+        </w:rPr>
+        <w:t xml:space="preserve"> </w:t>
+      </w:r>
+    </w:p>
+    <w:p>
+      <w:pPr>
+        <w:ind w:firstLine="420"/>
+      </w:pPr>
+      <w:r>
+        <w:rPr>
+          <w:rFonts w:hint="eastAsia"/>
+        </w:rPr>
+        <w:t>Graham</w:t>
+      </w:r>
+      <w:r>
+        <w:rPr>
+          <w:rFonts w:hint="eastAsia"/>
+        </w:rPr>
+        <w:t>扫描的时间复杂度为</w:t>
+      </w:r>
+      <w:r>
+        <w:rPr>
+          <w:rFonts w:hint="eastAsia"/>
+        </w:rPr>
+        <w:t>O(</w:t>
+      </w:r>
+      <w:proofErr w:type="spellStart"/>
+      <w:r>
+        <w:rPr>
+          <w:rFonts w:hint="eastAsia"/>
+        </w:rPr>
+        <w:t>nlogn</w:t>
+      </w:r>
+      <w:proofErr w:type="spellEnd"/>
+      <w:r>
+        <w:rPr>
+          <w:rFonts w:hint="eastAsia"/>
+        </w:rPr>
+        <w:t>)</w:t>
+      </w:r>
+      <w:r>
+        <w:rPr>
+          <w:rFonts w:hint="eastAsia"/>
+        </w:rPr>
+        <w:t>，其时间复杂度主要前处理的排序上。</w:t>
+      </w:r>
+      <w:r>
+        <w:rPr>
+          <w:rFonts w:hint="eastAsia"/>
+        </w:rPr>
+        <w:t>主干凸包逻辑其实是</w:t>
+      </w:r>
+      <w:r>
+        <w:rPr>
+          <w:rFonts w:hint="eastAsia"/>
+        </w:rPr>
+        <w:t>O(n)</w:t>
+      </w:r>
+      <w:r>
+        <w:rPr>
+          <w:rFonts w:hint="eastAsia"/>
+        </w:rPr>
+        <w:t>的。</w:t>
+      </w:r>
+      <w:r>
+        <w:rPr>
+          <w:rFonts w:hint="eastAsia"/>
+        </w:rPr>
+        <w:t>把</w:t>
+      </w:r>
+      <w:proofErr w:type="gramStart"/>
+      <w:r>
+        <w:rPr>
+          <w:rFonts w:hint="eastAsia"/>
+        </w:rPr>
+        <w:t>所有点</w:t>
+      </w:r>
+      <w:proofErr w:type="gramEnd"/>
+      <w:r>
+        <w:rPr>
+          <w:rFonts w:hint="eastAsia"/>
+        </w:rPr>
+        <w:t>放到二维坐标系中</w:t>
+      </w:r>
+      <w:r>
+        <w:rPr>
+          <w:rFonts w:hint="eastAsia"/>
+        </w:rPr>
+        <w:t>，选择最左边</w:t>
+      </w:r>
+      <w:r>
+        <w:rPr>
+          <w:rFonts w:hint="eastAsia"/>
+        </w:rPr>
+        <w:t>/</w:t>
+      </w:r>
+      <w:r>
+        <w:rPr>
+          <w:rFonts w:hint="eastAsia"/>
+        </w:rPr>
+        <w:t>最下边的点，建立局部参考坐标系</w:t>
+      </w:r>
+      <w:r>
+        <w:rPr>
+          <w:rFonts w:hint="eastAsia"/>
+        </w:rPr>
+        <w:t>，计算</w:t>
+      </w:r>
+      <w:proofErr w:type="gramStart"/>
+      <w:r>
+        <w:rPr>
+          <w:rFonts w:hint="eastAsia"/>
+        </w:rPr>
+        <w:t>所有点</w:t>
+      </w:r>
+      <w:proofErr w:type="gramEnd"/>
+      <w:r>
+        <w:rPr>
+          <w:rFonts w:hint="eastAsia"/>
+        </w:rPr>
+        <w:t>距离点的极坐标向量，排序，将最小点压</w:t>
+      </w:r>
+      <w:proofErr w:type="gramStart"/>
+      <w:r>
+        <w:rPr>
+          <w:rFonts w:hint="eastAsia"/>
+        </w:rPr>
+        <w:t>栈</w:t>
+      </w:r>
+      <w:proofErr w:type="gramEnd"/>
+      <w:r>
+        <w:rPr>
+          <w:rFonts w:hint="eastAsia"/>
+        </w:rPr>
+        <w:t>，</w:t>
+      </w:r>
+      <w:r>
+        <w:rPr>
+          <w:rFonts w:hint="eastAsia"/>
+        </w:rPr>
+        <w:t>记录最大点后，开始查找凸包：以原点与</w:t>
+      </w:r>
+      <w:proofErr w:type="gramStart"/>
+      <w:r>
+        <w:rPr>
+          <w:rFonts w:hint="eastAsia"/>
+        </w:rPr>
+        <w:t>栈</w:t>
+      </w:r>
+      <w:proofErr w:type="gramEnd"/>
+      <w:r>
+        <w:rPr>
+          <w:rFonts w:hint="eastAsia"/>
+        </w:rPr>
+        <w:t>顶元素连接直线，扫描剩余点，尝试迭代扩大凸包面积，有两种情况：</w:t>
+      </w:r>
+      <w:r>
+        <w:rPr>
+          <w:rFonts w:hint="eastAsia"/>
+        </w:rPr>
+        <w:t>1</w:t>
+      </w:r>
+      <w:r>
+        <w:t xml:space="preserve"> </w:t>
+      </w:r>
+      <w:r>
+        <w:rPr>
+          <w:rFonts w:hint="eastAsia"/>
+        </w:rPr>
+        <w:t>新的点与前向线方位一致（都是向左转）</w:t>
+      </w:r>
+      <w:r>
+        <w:rPr>
+          <w:rFonts w:hint="eastAsia"/>
+        </w:rPr>
+        <w:t>，此时将新的点压入</w:t>
+      </w:r>
+      <w:proofErr w:type="gramStart"/>
+      <w:r>
+        <w:rPr>
+          <w:rFonts w:hint="eastAsia"/>
+        </w:rPr>
+        <w:t>栈</w:t>
+      </w:r>
+      <w:proofErr w:type="gramEnd"/>
+      <w:r>
+        <w:rPr>
+          <w:rFonts w:hint="eastAsia"/>
+        </w:rPr>
+        <w:t>，表示新的凸包；</w:t>
+      </w:r>
+      <w:r>
+        <w:rPr>
+          <w:rFonts w:hint="eastAsia"/>
+        </w:rPr>
+        <w:t>2</w:t>
+      </w:r>
+      <w:r>
+        <w:t xml:space="preserve"> </w:t>
+      </w:r>
+      <w:r>
+        <w:rPr>
+          <w:rFonts w:hint="eastAsia"/>
+        </w:rPr>
+        <w:t>新的点与前向线方位不一致</w:t>
+      </w:r>
+      <w:r>
+        <w:rPr>
+          <w:rFonts w:hint="eastAsia"/>
+        </w:rPr>
+        <w:t>（向右反转），此时将</w:t>
+      </w:r>
+      <w:proofErr w:type="gramStart"/>
+      <w:r>
+        <w:rPr>
+          <w:rFonts w:hint="eastAsia"/>
+        </w:rPr>
+        <w:t>栈</w:t>
+      </w:r>
+      <w:proofErr w:type="gramEnd"/>
+      <w:r>
+        <w:rPr>
+          <w:rFonts w:hint="eastAsia"/>
+        </w:rPr>
+        <w:t>顶元素弹出，压入新的点；</w:t>
+      </w:r>
+      <w:r>
+        <w:rPr>
+          <w:rFonts w:hint="eastAsia"/>
+        </w:rPr>
+        <w:t>直到</w:t>
+      </w:r>
+      <w:r>
+        <w:rPr>
+          <w:rFonts w:hint="eastAsia"/>
+        </w:rPr>
+        <w:t>扫描至最后一个点。</w:t>
+      </w:r>
+    </w:p>
+    <w:p>
+      <w:pPr>
+        <w:pStyle w:val="2"/>
+      </w:pPr>
+      <w:r>
+        <w:rPr>
+          <w:rFonts w:hint="eastAsia"/>
+        </w:rPr>
+        <w:t>Andrew</w:t>
+      </w:r>
+      <w:r>
+        <w:rPr>
+          <w:rFonts w:hint="eastAsia"/>
+        </w:rPr>
+        <w:t>扫地机</w:t>
       </w:r>
       <w:r>
         <w:rPr>
@@ -1066,580 +1415,357 @@
         </w:rPr>
         <w:t>算法</w:t>
       </w:r>
-      <w:r>
-        <w:rPr>
-          <w:rFonts w:hint="eastAsia"/>
-        </w:rPr>
-        <w:t>O(n2)</w:t>
-      </w:r>
-      <w:r>
-        <w:rPr>
-          <w:rFonts w:hint="eastAsia"/>
-        </w:rPr>
-        <w:t>核心思想是双重遍历，选定一个初始点后，逐步迭代寻找与当前点构成的极坐标角度最小的点，检测到环路</w:t>
-      </w:r>
-      <w:r>
-        <w:rPr>
-          <w:rFonts w:hint="eastAsia"/>
-        </w:rPr>
-        <w:t>(</w:t>
-      </w:r>
-      <w:r>
-        <w:rPr>
-          <w:rFonts w:hint="eastAsia"/>
-        </w:rPr>
-        <w:t>寻找到最开始的初始点</w:t>
-      </w:r>
-      <w:r>
-        <w:rPr>
-          <w:rFonts w:hint="eastAsia"/>
-        </w:rPr>
-        <w:t>)</w:t>
-      </w:r>
-      <w:r>
-        <w:rPr>
-          <w:rFonts w:hint="eastAsia"/>
-        </w:rPr>
-        <w:t>时终止，注意</w:t>
-      </w:r>
-      <w:r>
-        <w:rPr>
-          <w:rFonts w:hint="eastAsia"/>
-        </w:rPr>
-        <w:t>在迭代寻找的过程中</w:t>
-      </w:r>
-      <w:r>
-        <w:rPr>
-          <w:rFonts w:hint="eastAsia"/>
-        </w:rPr>
-        <w:t>，</w:t>
-      </w:r>
-      <w:r>
-        <w:rPr>
-          <w:rFonts w:hint="eastAsia"/>
-        </w:rPr>
-        <w:t>考虑到</w:t>
-      </w:r>
-      <w:r>
-        <w:rPr>
-          <w:rFonts w:hint="eastAsia"/>
-        </w:rPr>
-        <w:t>多点共线的情况</w:t>
-      </w:r>
-      <w:r>
-        <w:rPr>
-          <w:rFonts w:hint="eastAsia"/>
-        </w:rPr>
-        <w:t>，</w:t>
-      </w:r>
-      <w:r>
-        <w:rPr>
-          <w:rFonts w:hint="eastAsia"/>
-        </w:rPr>
-        <w:t>全量</w:t>
-      </w:r>
-      <w:r>
-        <w:rPr>
-          <w:rFonts w:hint="eastAsia"/>
-        </w:rPr>
-        <w:t>查找时会查找到查找过的点，</w:t>
-      </w:r>
-      <w:r>
-        <w:rPr>
-          <w:rFonts w:hint="eastAsia"/>
-        </w:rPr>
-        <w:t>使用</w:t>
-      </w:r>
-      <w:r>
-        <w:rPr>
-          <w:rFonts w:hint="eastAsia"/>
-        </w:rPr>
-        <w:t>visited</w:t>
-      </w:r>
-      <w:r>
-        <w:rPr>
-          <w:rFonts w:hint="eastAsia"/>
-        </w:rPr>
-        <w:t>数组控制</w:t>
-      </w:r>
-      <w:r>
-        <w:rPr>
-          <w:rFonts w:hint="eastAsia"/>
-        </w:rPr>
-        <w:t>访问次数。</w:t>
+    </w:p>
+    <w:p>
+      <w:r>
+        <w:rPr>
+          <w:rFonts w:hint="eastAsia"/>
+        </w:rPr>
+        <w:t>Andrew</w:t>
+      </w:r>
+      <w:r>
+        <w:rPr>
+          <w:rFonts w:hint="eastAsia"/>
+        </w:rPr>
+        <w:t>算法与</w:t>
+      </w:r>
+      <w:r>
+        <w:rPr>
+          <w:rFonts w:hint="eastAsia"/>
+        </w:rPr>
+        <w:t>Graham</w:t>
+      </w:r>
+      <w:r>
+        <w:rPr>
+          <w:rFonts w:hint="eastAsia"/>
+        </w:rPr>
+        <w:t>算法流程类似，区别在于排序方式的不同，</w:t>
+      </w:r>
+      <w:r>
+        <w:rPr>
+          <w:rFonts w:hint="eastAsia"/>
+        </w:rPr>
+        <w:t>graham</w:t>
+      </w:r>
+      <w:r>
+        <w:rPr>
+          <w:rFonts w:hint="eastAsia"/>
+        </w:rPr>
+        <w:t>算法</w:t>
+      </w:r>
+      <w:proofErr w:type="gramStart"/>
+      <w:r>
+        <w:rPr>
+          <w:rFonts w:hint="eastAsia"/>
+        </w:rPr>
+        <w:t>为角度</w:t>
+      </w:r>
+      <w:proofErr w:type="gramEnd"/>
+      <w:r>
+        <w:rPr>
+          <w:rFonts w:hint="eastAsia"/>
+        </w:rPr>
+        <w:t>排序，</w:t>
+      </w:r>
+      <w:r>
+        <w:rPr>
+          <w:rFonts w:hint="eastAsia"/>
+        </w:rPr>
+        <w:t>Andrew</w:t>
+      </w:r>
+      <w:r>
+        <w:rPr>
+          <w:rFonts w:hint="eastAsia"/>
+        </w:rPr>
+        <w:t>算法为</w:t>
+      </w:r>
+      <w:r>
+        <w:rPr>
+          <w:rFonts w:hint="eastAsia"/>
+        </w:rPr>
+        <w:t>x, y</w:t>
+      </w:r>
+      <w:r>
+        <w:rPr>
+          <w:rFonts w:hint="eastAsia"/>
+        </w:rPr>
+        <w:t>字典序排序</w:t>
+      </w:r>
+      <w:r>
+        <w:rPr>
+          <w:rFonts w:hint="eastAsia"/>
+        </w:rPr>
+        <w:t>后正反两次扫描</w:t>
+      </w:r>
+      <w:r>
+        <w:rPr>
+          <w:rFonts w:hint="eastAsia"/>
+        </w:rPr>
+        <w:t>。</w:t>
+      </w:r>
+    </w:p>
+    <w:p>
+      <w:pPr>
+        <w:pStyle w:val="1"/>
+      </w:pPr>
+      <w:r>
+        <w:tab/>
+      </w:r>
+      <w:r>
+        <w:rPr>
+          <w:rFonts w:hint="eastAsia"/>
+        </w:rPr>
+        <w:t>扫描线</w:t>
+      </w:r>
+    </w:p>
+    <w:p>
+      <w:r>
+        <w:rPr>
+          <w:rFonts w:hint="eastAsia"/>
+        </w:rPr>
+        <w:t>线段</w:t>
+      </w:r>
+      <w:proofErr w:type="gramStart"/>
+      <w:r>
+        <w:rPr>
+          <w:rFonts w:hint="eastAsia"/>
+        </w:rPr>
+        <w:t>树</w:t>
+      </w:r>
+      <w:r>
+        <w:rPr>
+          <w:rFonts w:hint="eastAsia"/>
+        </w:rPr>
+        <w:t>比较</w:t>
+      </w:r>
+      <w:proofErr w:type="gramEnd"/>
+      <w:r>
+        <w:rPr>
+          <w:rFonts w:hint="eastAsia"/>
+        </w:rPr>
+        <w:t>多，矩形的面积并，周长并等</w:t>
+      </w:r>
+    </w:p>
+    <w:p>
+      <w:pPr>
+        <w:pStyle w:val="1"/>
+      </w:pPr>
+      <w:proofErr w:type="gramStart"/>
+      <w:r>
+        <w:rPr>
+          <w:rFonts w:hint="eastAsia"/>
+        </w:rPr>
+        <w:t>凹</w:t>
+      </w:r>
+      <w:proofErr w:type="gramEnd"/>
+      <w:r>
+        <w:rPr>
+          <w:rFonts w:hint="eastAsia"/>
+        </w:rPr>
+        <w:t>包算法</w:t>
+      </w:r>
+    </w:p>
+    <w:p>
+      <w:r>
+        <w:rPr>
+          <w:rFonts w:hint="eastAsia"/>
+        </w:rPr>
+        <w:t>【滚球</w:t>
+      </w:r>
+      <w:r>
+        <w:rPr>
+          <w:rFonts w:hint="eastAsia"/>
+        </w:rPr>
+        <w:t>法</w:t>
+      </w:r>
+      <w:r>
+        <w:rPr>
+          <w:rFonts w:hint="eastAsia"/>
+        </w:rPr>
+        <w:t>】</w:t>
+      </w:r>
+      <w:r>
+        <w:t xml:space="preserve">Alpha Shape </w:t>
+      </w:r>
+      <w:r>
+        <w:t>是一种基于</w:t>
+      </w:r>
+      <w:r>
+        <w:t>Delaunay</w:t>
+      </w:r>
+      <w:r>
+        <w:t>三角剖分的</w:t>
+      </w:r>
+      <w:proofErr w:type="gramStart"/>
+      <w:r>
+        <w:t>凹</w:t>
+      </w:r>
+      <w:proofErr w:type="gramEnd"/>
+      <w:r>
+        <w:t>包计算方法。它通过设置一个参数</w:t>
+      </w:r>
+      <w:r>
+        <w:t>α</w:t>
+      </w:r>
+      <w:r>
+        <w:t>（通常是一个正数），来控制</w:t>
+      </w:r>
+      <w:proofErr w:type="gramStart"/>
+      <w:r>
+        <w:t>包围点集的</w:t>
+      </w:r>
+      <w:proofErr w:type="gramEnd"/>
+      <w:r>
+        <w:t>“</w:t>
+      </w:r>
+      <w:r>
+        <w:t>松紧程度</w:t>
+      </w:r>
+      <w:r>
+        <w:t>”</w:t>
+      </w:r>
+      <w:r>
+        <w:t>，即当</w:t>
+      </w:r>
+      <w:r>
+        <w:t>α</w:t>
+      </w:r>
+      <w:r>
+        <w:t>越小时，计算得到的边界越</w:t>
+      </w:r>
+      <w:r>
+        <w:t>“</w:t>
+      </w:r>
+      <w:r>
+        <w:t>凹</w:t>
+      </w:r>
+      <w:r>
+        <w:t>”</w:t>
+      </w:r>
+      <w:r>
+        <w:t>。</w:t>
+      </w:r>
+      <w:r>
+        <w:t>Alpha Shape</w:t>
+      </w:r>
+      <w:r>
+        <w:t>通常被认为是一种可以计算任意形状的</w:t>
+      </w:r>
+      <w:proofErr w:type="gramStart"/>
+      <w:r>
+        <w:t>凹</w:t>
+      </w:r>
+      <w:proofErr w:type="gramEnd"/>
+      <w:r>
+        <w:t>包的有效方法。</w:t>
+      </w:r>
+    </w:p>
+    <w:p>
+      <w:r>
+        <w:rPr>
+          <w:rFonts w:hint="eastAsia"/>
+        </w:rPr>
+        <w:t>Graham Scan</w:t>
+      </w:r>
+      <w:r>
+        <w:rPr>
+          <w:rFonts w:hint="eastAsia"/>
+        </w:rPr>
+        <w:t>与</w:t>
+      </w:r>
+      <w:proofErr w:type="gramStart"/>
+      <w:r>
+        <w:rPr>
+          <w:rFonts w:hint="eastAsia"/>
+        </w:rPr>
+        <w:t>凹</w:t>
+      </w:r>
+      <w:proofErr w:type="gramEnd"/>
+      <w:r>
+        <w:rPr>
+          <w:rFonts w:hint="eastAsia"/>
+        </w:rPr>
+        <w:t>包算法的结合</w:t>
+      </w:r>
+    </w:p>
+    <w:p>
+      <w:proofErr w:type="spellStart"/>
+      <w:r>
+        <w:rPr>
+          <w:rFonts w:hint="eastAsia"/>
+        </w:rPr>
+        <w:lastRenderedPageBreak/>
+        <w:t>Quickhull</w:t>
+      </w:r>
+      <w:proofErr w:type="spellEnd"/>
+      <w:r>
+        <w:rPr>
+          <w:rFonts w:hint="eastAsia"/>
+        </w:rPr>
+        <w:t>算法</w:t>
+      </w:r>
+    </w:p>
+    <w:p>
+      <w:r>
+        <w:rPr>
+          <w:rFonts w:hint="eastAsia"/>
+        </w:rPr>
+        <w:t>K-nearest Neighbor</w:t>
+      </w:r>
+      <w:r>
+        <w:rPr>
+          <w:rFonts w:hint="eastAsia"/>
+        </w:rPr>
+        <w:t>算法</w:t>
+      </w:r>
+    </w:p>
+    <w:p>
+      <w:r>
+        <w:t>Monotone Chain</w:t>
+      </w:r>
+      <w:r>
+        <w:t>算法的</w:t>
+      </w:r>
+      <w:proofErr w:type="gramStart"/>
+      <w:r>
+        <w:t>凹</w:t>
+      </w:r>
+      <w:proofErr w:type="gramEnd"/>
+      <w:r>
+        <w:t>包变种</w:t>
+      </w:r>
+    </w:p>
+    <w:p>
+      <w:r>
+        <w:rPr>
+          <w:rFonts w:hint="eastAsia"/>
+        </w:rPr>
+        <w:t>Shrinkage</w:t>
+      </w:r>
+      <w:r>
+        <w:rPr>
+          <w:rFonts w:hint="eastAsia"/>
+        </w:rPr>
+        <w:t>算法</w:t>
+      </w:r>
+    </w:p>
+    <w:p>
+      <w:r>
+        <w:rPr>
+          <w:rFonts w:hint="eastAsia"/>
+        </w:rPr>
+        <w:t>Greedy</w:t>
+      </w:r>
+      <w:r>
+        <w:rPr>
+          <w:rFonts w:hint="eastAsia"/>
+        </w:rPr>
+        <w:t>方法</w:t>
       </w:r>
     </w:p>
     <w:p>
       <w:pPr>
         <w:pStyle w:val="2"/>
-        <w:rPr>
-          <w:rFonts w:hint="eastAsia"/>
-        </w:rPr>
-      </w:pPr>
-      <w:r>
-        <w:rPr>
-          <w:rStyle w:val="20"/>
-          <w:rFonts w:hint="eastAsia"/>
-        </w:rPr>
-        <w:t>Graham扫描</w:t>
-      </w:r>
-      <w:r>
-        <w:rPr>
-          <w:rStyle w:val="20"/>
-          <w:rFonts w:hint="eastAsia"/>
-        </w:rPr>
-        <w:t>算法</w:t>
-      </w:r>
-      <w:r>
-        <w:rPr>
-          <w:rFonts w:hint="eastAsia"/>
-        </w:rPr>
-        <w:t xml:space="preserve"> </w:t>
-      </w:r>
-    </w:p>
-    <w:p>
-      <w:pPr>
-        <w:ind w:firstLine="420"/>
-        <w:rPr>
-          <w:rFonts w:hint="eastAsia"/>
-        </w:rPr>
-      </w:pPr>
-      <w:r>
-        <w:rPr>
-          <w:rFonts w:hint="eastAsia"/>
-        </w:rPr>
-        <w:t>Graham</w:t>
-      </w:r>
-      <w:r>
-        <w:rPr>
-          <w:rFonts w:hint="eastAsia"/>
-        </w:rPr>
-        <w:t>扫描的时间复杂度为</w:t>
-      </w:r>
-      <w:r>
-        <w:rPr>
-          <w:rFonts w:hint="eastAsia"/>
-        </w:rPr>
-        <w:t>O(nlogn)</w:t>
-      </w:r>
-      <w:r>
-        <w:rPr>
-          <w:rFonts w:hint="eastAsia"/>
-        </w:rPr>
-        <w:t>，其时间复杂度主要前处理的排序上。</w:t>
-      </w:r>
-      <w:r>
-        <w:rPr>
-          <w:rFonts w:hint="eastAsia"/>
-        </w:rPr>
-        <w:t>主干凸包逻辑其实是</w:t>
-      </w:r>
-      <w:r>
-        <w:rPr>
-          <w:rFonts w:hint="eastAsia"/>
-        </w:rPr>
-        <w:t>O(n)</w:t>
-      </w:r>
-      <w:r>
-        <w:rPr>
-          <w:rFonts w:hint="eastAsia"/>
-        </w:rPr>
-        <w:t>的。</w:t>
-      </w:r>
-      <w:r>
-        <w:rPr>
-          <w:rFonts w:hint="eastAsia"/>
-        </w:rPr>
-        <w:t>把所有点放到二维坐标系中</w:t>
-      </w:r>
-      <w:r>
-        <w:rPr>
-          <w:rFonts w:hint="eastAsia"/>
-        </w:rPr>
-        <w:t>，选择最左边</w:t>
-      </w:r>
-      <w:r>
-        <w:rPr>
-          <w:rFonts w:hint="eastAsia"/>
-        </w:rPr>
-        <w:t>/</w:t>
-      </w:r>
-      <w:r>
-        <w:rPr>
-          <w:rFonts w:hint="eastAsia"/>
-        </w:rPr>
-        <w:t>最下边的点，建立局部参考坐标系</w:t>
-      </w:r>
-      <w:r>
-        <w:rPr>
-          <w:rFonts w:hint="eastAsia"/>
-        </w:rPr>
-        <w:t>，计算所有点距离点的极坐标向量，排序，将最小点压栈，</w:t>
-      </w:r>
-      <w:r>
-        <w:rPr>
-          <w:rFonts w:hint="eastAsia"/>
-        </w:rPr>
-        <w:t>记录最大点后，开始查找凸包：以原点与栈顶元素连接直线，扫描剩余点，尝试迭代扩大凸包面积，有两种情况：</w:t>
-      </w:r>
-      <w:r>
-        <w:rPr>
-          <w:rFonts w:hint="eastAsia"/>
-        </w:rPr>
-        <w:t>1</w:t>
-      </w:r>
-      <w:r>
-        <w:t xml:space="preserve"> </w:t>
-      </w:r>
-      <w:r>
-        <w:rPr>
-          <w:rFonts w:hint="eastAsia"/>
-        </w:rPr>
-        <w:t>新的点与前向线方位一致（都是向左转）</w:t>
-      </w:r>
-      <w:r>
-        <w:rPr>
-          <w:rFonts w:hint="eastAsia"/>
-        </w:rPr>
-        <w:t>，此时将新的点压入栈，表示新的凸包；</w:t>
-      </w:r>
-      <w:r>
-        <w:rPr>
-          <w:rFonts w:hint="eastAsia"/>
-        </w:rPr>
-        <w:t>2</w:t>
-      </w:r>
-      <w:r>
-        <w:t xml:space="preserve"> </w:t>
-      </w:r>
-      <w:r>
-        <w:rPr>
-          <w:rFonts w:hint="eastAsia"/>
-        </w:rPr>
-        <w:t>新的点与前向线方位不一致</w:t>
-      </w:r>
-      <w:r>
-        <w:rPr>
-          <w:rFonts w:hint="eastAsia"/>
-        </w:rPr>
-        <w:t>（向右反转），此时将栈顶元素弹出，压入新的点；</w:t>
-      </w:r>
-      <w:r>
-        <w:rPr>
-          <w:rFonts w:hint="eastAsia"/>
-        </w:rPr>
-        <w:t>直到</w:t>
-      </w:r>
-      <w:r>
-        <w:rPr>
-          <w:rFonts w:hint="eastAsia"/>
-        </w:rPr>
-        <w:t>扫描至最后一个点。</w:t>
-      </w:r>
-    </w:p>
-    <w:p>
-      <w:pPr>
-        <w:pStyle w:val="2"/>
-        <w:rPr>
-          <w:rFonts w:hint="eastAsia"/>
-        </w:rPr>
-      </w:pPr>
-      <w:r>
-        <w:rPr>
-          <w:rFonts w:hint="eastAsia"/>
-        </w:rPr>
-        <w:t>Andrew</w:t>
-      </w:r>
-      <w:r>
-        <w:rPr>
-          <w:rFonts w:hint="eastAsia"/>
-        </w:rPr>
-        <w:t>扫地机</w:t>
-      </w:r>
-      <w:r>
-        <w:rPr>
-          <w:rFonts w:hint="eastAsia"/>
-        </w:rPr>
-        <w:t>算法</w:t>
-      </w:r>
-    </w:p>
-    <w:p>
-      <w:r>
-        <w:rPr>
-          <w:rFonts w:hint="eastAsia"/>
-        </w:rPr>
-        <w:t>Andrew</w:t>
-      </w:r>
-      <w:r>
-        <w:rPr>
-          <w:rFonts w:hint="eastAsia"/>
-        </w:rPr>
-        <w:t>算法与</w:t>
-      </w:r>
-      <w:r>
-        <w:rPr>
-          <w:rFonts w:hint="eastAsia"/>
-        </w:rPr>
-        <w:t>Graham</w:t>
-      </w:r>
-      <w:r>
-        <w:rPr>
-          <w:rFonts w:hint="eastAsia"/>
-        </w:rPr>
-        <w:t>算法流程类似，区别在于排序方式的不同，</w:t>
-      </w:r>
-      <w:r>
-        <w:rPr>
-          <w:rFonts w:hint="eastAsia"/>
-        </w:rPr>
-        <w:t>graham</w:t>
-      </w:r>
-      <w:r>
-        <w:rPr>
-          <w:rFonts w:hint="eastAsia"/>
-        </w:rPr>
-        <w:t>算法为角度排序，</w:t>
-      </w:r>
-      <w:r>
-        <w:rPr>
-          <w:rFonts w:hint="eastAsia"/>
-        </w:rPr>
-        <w:t>Andrew</w:t>
-      </w:r>
-      <w:r>
-        <w:rPr>
-          <w:rFonts w:hint="eastAsia"/>
-        </w:rPr>
-        <w:t>算法为</w:t>
-      </w:r>
-      <w:r>
-        <w:rPr>
-          <w:rFonts w:hint="eastAsia"/>
-        </w:rPr>
-        <w:t>x, y</w:t>
-      </w:r>
-      <w:r>
-        <w:rPr>
-          <w:rFonts w:hint="eastAsia"/>
-        </w:rPr>
-        <w:t>字典序排序</w:t>
-      </w:r>
-      <w:r>
-        <w:rPr>
-          <w:rFonts w:hint="eastAsia"/>
-        </w:rPr>
-        <w:t>后正反两次扫描</w:t>
-      </w:r>
-      <w:r>
-        <w:rPr>
-          <w:rFonts w:hint="eastAsia"/>
-        </w:rPr>
-        <w:t>。</w:t>
-      </w:r>
-    </w:p>
-    <w:p>
-      <w:pPr>
-        <w:pStyle w:val="1"/>
-      </w:pPr>
-      <w:r>
-        <w:tab/>
-      </w:r>
-      <w:r>
-        <w:rPr>
-          <w:rFonts w:hint="eastAsia"/>
-        </w:rPr>
-        <w:t>扫描线</w:t>
-      </w:r>
-    </w:p>
-    <w:p>
-      <w:r>
-        <w:rPr>
-          <w:rFonts w:hint="eastAsia"/>
-        </w:rPr>
-        <w:t>线段树</w:t>
-      </w:r>
-      <w:r>
-        <w:rPr>
-          <w:rFonts w:hint="eastAsia"/>
-        </w:rPr>
-        <w:t>比较多，矩形的面积并，周长并等</w:t>
-      </w:r>
-    </w:p>
-    <w:p>
-      <w:pPr>
-        <w:pStyle w:val="1"/>
-      </w:pPr>
-      <w:r>
-        <w:rPr>
-          <w:rFonts w:hint="eastAsia"/>
-        </w:rPr>
-        <w:t>凹包算法</w:t>
-      </w:r>
-    </w:p>
-    <w:p>
-      <w:r>
-        <w:rPr>
-          <w:rFonts w:hint="eastAsia"/>
-        </w:rPr>
-        <w:t>【滚球</w:t>
-      </w:r>
-      <w:r>
-        <w:rPr>
-          <w:rFonts w:hint="eastAsia"/>
-        </w:rPr>
-        <w:t>法</w:t>
-      </w:r>
-      <w:r>
-        <w:rPr>
-          <w:rFonts w:hint="eastAsia"/>
-        </w:rPr>
-        <w:t>】</w:t>
-      </w:r>
-      <w:r>
-        <w:t xml:space="preserve">Alpha Shape </w:t>
-      </w:r>
-      <w:r>
-        <w:t>是一种基于</w:t>
-      </w:r>
-      <w:r>
-        <w:t>Delaunay</w:t>
-      </w:r>
-      <w:r>
-        <w:t>三角剖分的凹包计算方法。它通过</w:t>
-      </w:r>
-      <w:r>
-        <w:lastRenderedPageBreak/>
-        <w:t>设置一个参数</w:t>
-      </w:r>
-      <w:r>
-        <w:t>α</w:t>
-      </w:r>
-      <w:r>
-        <w:t>（通常是一个正数），来控制包围点集的</w:t>
-      </w:r>
-      <w:r>
-        <w:t>“</w:t>
-      </w:r>
-      <w:r>
-        <w:t>松紧程度</w:t>
-      </w:r>
-      <w:r>
-        <w:t>”</w:t>
-      </w:r>
-      <w:r>
-        <w:t>，即当</w:t>
-      </w:r>
-      <w:r>
-        <w:t>α</w:t>
-      </w:r>
-      <w:r>
-        <w:t>越小时，计算得到的边界越</w:t>
-      </w:r>
-      <w:r>
-        <w:t>“</w:t>
-      </w:r>
-      <w:r>
-        <w:t>凹</w:t>
-      </w:r>
-      <w:r>
-        <w:t>”</w:t>
-      </w:r>
-      <w:r>
-        <w:t>。</w:t>
-      </w:r>
-      <w:r>
-        <w:t>Alpha Shape</w:t>
-      </w:r>
-      <w:r>
-        <w:t>通常被认为是一种可以计算任意形状的凹包的有效方法。</w:t>
-      </w:r>
-    </w:p>
-    <w:p>
-      <w:r>
-        <w:rPr>
-          <w:rFonts w:hint="eastAsia"/>
-        </w:rPr>
-        <w:t>Graham Scan</w:t>
-      </w:r>
-      <w:r>
-        <w:rPr>
-          <w:rFonts w:hint="eastAsia"/>
-        </w:rPr>
-        <w:t>与凹包算法的结合</w:t>
-      </w:r>
-    </w:p>
-    <w:p>
-      <w:r>
-        <w:rPr>
-          <w:rFonts w:hint="eastAsia"/>
-        </w:rPr>
-        <w:t>Quickhull</w:t>
-      </w:r>
-      <w:r>
-        <w:rPr>
-          <w:rFonts w:hint="eastAsia"/>
-        </w:rPr>
-        <w:t>算法</w:t>
-      </w:r>
-    </w:p>
-    <w:p>
-      <w:r>
-        <w:rPr>
-          <w:rFonts w:hint="eastAsia"/>
-        </w:rPr>
-        <w:t>K-nearest Neighbor</w:t>
-      </w:r>
-      <w:r>
-        <w:rPr>
-          <w:rFonts w:hint="eastAsia"/>
-        </w:rPr>
-        <w:t>算法</w:t>
-      </w:r>
-    </w:p>
-    <w:p>
-      <w:r>
-        <w:t>Monotone Chain</w:t>
-      </w:r>
-      <w:r>
-        <w:t>算法的凹包变种</w:t>
-      </w:r>
-    </w:p>
-    <w:p>
-      <w:r>
-        <w:rPr>
-          <w:rFonts w:hint="eastAsia"/>
-        </w:rPr>
-        <w:t>Shrinkage</w:t>
-      </w:r>
-      <w:r>
-        <w:rPr>
-          <w:rFonts w:hint="eastAsia"/>
-        </w:rPr>
-        <w:t>算法</w:t>
-      </w:r>
-    </w:p>
-    <w:p>
-      <w:pPr>
-        <w:rPr>
-          <w:rFonts w:hint="eastAsia"/>
-        </w:rPr>
-      </w:pPr>
-      <w:r>
-        <w:rPr>
-          <w:rFonts w:hint="eastAsia"/>
-        </w:rPr>
-        <w:t>Greedy</w:t>
-      </w:r>
-      <w:r>
-        <w:rPr>
-          <w:rFonts w:hint="eastAsia"/>
-        </w:rPr>
-        <w:t>方法</w:t>
-      </w:r>
-    </w:p>
-    <w:p>
-      <w:pPr>
-        <w:pStyle w:val="2"/>
       </w:pPr>
       <w:r>
         <w:rPr>
@@ -1649,11 +1775,6 @@
       </w:r>
     </w:p>
     <w:p>
-      <w:pPr>
-        <w:rPr>
-          <w:rFonts w:hint="eastAsia"/>
-        </w:rPr>
-      </w:pPr>
       <w:r>
         <w:rPr>
           <w:rFonts w:hint="eastAsia"/>
@@ -1722,20 +1843,16 @@
         <w:rPr>
           <w:rFonts w:hint="eastAsia"/>
         </w:rPr>
-        <w:t>，</w:t>
-      </w:r>
-      <w:r>
-        <w:rPr>
-          <w:rFonts w:hint="eastAsia"/>
-        </w:rPr>
-        <w:t>过滤出来固定半径范围内的点：</w:t>
-      </w:r>
+        <w:t>，过滤出来固定半径范围内的点：</w:t>
+      </w:r>
+      <w:proofErr w:type="spellStart"/>
       <w:r>
         <w:rPr>
           <w:rFonts w:hint="eastAsia"/>
         </w:rPr>
         <w:t>nearestPoints</w:t>
       </w:r>
+      <w:proofErr w:type="spellEnd"/>
       <w:r>
         <w:rPr>
           <w:rFonts w:hint="eastAsia"/>
@@ -1744,11 +1861,6 @@
       </w:r>
     </w:p>
     <w:p>
-      <w:pPr>
-        <w:rPr>
-          <w:rFonts w:hint="eastAsia"/>
-        </w:rPr>
-      </w:pPr>
       <w:r>
         <w:rPr>
           <w:rFonts w:hint="eastAsia"/>
@@ -1759,8 +1871,16 @@
         <w:rPr>
           <w:rFonts w:hint="eastAsia"/>
         </w:rPr>
-        <w:t xml:space="preserve"> nearestPoints</w:t>
-      </w:r>
+        <w:t xml:space="preserve"> </w:t>
+      </w:r>
+      <w:proofErr w:type="spellStart"/>
+      <w:r>
+        <w:rPr>
+          <w:rFonts w:hint="eastAsia"/>
+        </w:rPr>
+        <w:t>nearestPoints</w:t>
+      </w:r>
+      <w:proofErr w:type="spellEnd"/>
       <w:r>
         <w:rPr>
           <w:rFonts w:hint="eastAsia"/>
@@ -1781,11 +1901,6 @@
       </w:r>
     </w:p>
     <w:p>
-      <w:pPr>
-        <w:rPr>
-          <w:rFonts w:hint="eastAsia"/>
-        </w:rPr>
-      </w:pPr>
       <w:r>
         <w:rPr>
           <w:rFonts w:hint="eastAsia"/>
@@ -1800,11 +1915,6 @@
       </w:r>
     </w:p>
     <w:p>
-      <w:pPr>
-        <w:rPr>
-          <w:rFonts w:hint="eastAsia"/>
-        </w:rPr>
-      </w:pPr>
       <w:r>
         <w:rPr>
           <w:rFonts w:hint="eastAsia"/>
@@ -1856,6 +1966,9 @@
     </w:p>
     <w:p>
       <w:r>
+        <w:rPr>
+          <w:noProof/>
+        </w:rPr>
         <w:drawing>
           <wp:inline distT="0" distB="0" distL="0" distR="0" wp14:anchorId="339E6465" wp14:editId="78C3E185">
             <wp:extent cx="1343272" cy="1154218"/>
@@ -1898,7 +2011,21 @@
         <w:rPr>
           <w:rFonts w:hint="eastAsia"/>
         </w:rPr>
-        <w:t>改进凹包——自动伸缩滚球</w:t>
+        <w:t>改进</w:t>
+      </w:r>
+      <w:proofErr w:type="gramStart"/>
+      <w:r>
+        <w:rPr>
+          <w:rFonts w:hint="eastAsia"/>
+        </w:rPr>
+        <w:t>凹</w:t>
+      </w:r>
+      <w:proofErr w:type="gramEnd"/>
+      <w:r>
+        <w:rPr>
+          <w:rFonts w:hint="eastAsia"/>
+        </w:rPr>
+        <w:t>包——自动伸缩滚球</w:t>
       </w:r>
       <w:r>
         <w:rPr>
@@ -1941,6 +2068,9 @@
     </w:p>
     <w:p>
       <w:r>
+        <w:rPr>
+          <w:noProof/>
+        </w:rPr>
         <w:drawing>
           <wp:inline distT="0" distB="0" distL="0" distR="0" wp14:anchorId="3D470226" wp14:editId="19F174F1">
             <wp:extent cx="1806987" cy="1345777"/>
@@ -1990,11 +2120,6 @@
       </w:r>
     </w:p>
     <w:p>
-      <w:pPr>
-        <w:rPr>
-          <w:rFonts w:hint="eastAsia"/>
-        </w:rPr>
-      </w:pPr>
       <w:r>
         <w:rPr>
           <w:rFonts w:hint="eastAsia"/>
@@ -2003,25 +2128,14 @@
       </w:r>
     </w:p>
     <w:p>
-      <w:pPr>
-        <w:rPr>
-          <w:rFonts w:hint="eastAsia"/>
-        </w:rPr>
-      </w:pPr>
-      <w:r>
-        <w:rPr>
-          <w:rFonts w:hint="eastAsia"/>
-        </w:rPr>
-        <w:lastRenderedPageBreak/>
+      <w:r>
+        <w:rPr>
+          <w:rFonts w:hint="eastAsia"/>
+        </w:rPr>
         <w:t>网上关于内凸包的资料很少，讨论也比较少</w:t>
       </w:r>
     </w:p>
     <w:p>
-      <w:pPr>
-        <w:rPr>
-          <w:rFonts w:hint="eastAsia"/>
-        </w:rPr>
-      </w:pPr>
       <w:r>
         <w:rPr>
           <w:rFonts w:hint="eastAsia"/>
@@ -2037,13 +2151,7 @@
         <w:t>内凸包有一个中心参考点（气球的起点）</w:t>
       </w:r>
     </w:p>
-    <w:p>
-      <w:pPr>
-        <w:rPr>
-          <w:rFonts w:hint="eastAsia"/>
-        </w:rPr>
-      </w:pPr>
-    </w:p>
+    <w:p/>
     <w:p>
       <w:r>
         <w:rPr>
@@ -2054,16 +2162,25 @@
     </w:p>
     <w:p/>
     <w:p>
-      <w:pPr>
-        <w:rPr>
-          <w:rFonts w:hint="eastAsia"/>
-        </w:rPr>
-      </w:pPr>
-      <w:r>
-        <w:rPr>
-          <w:rFonts w:hint="eastAsia"/>
-        </w:rPr>
-        <w:t>德劳内递归分割点集。</w:t>
+      <w:r>
+        <w:rPr>
+          <w:rFonts w:hint="eastAsia"/>
+        </w:rPr>
+        <w:t>德</w:t>
+      </w:r>
+      <w:proofErr w:type="gramStart"/>
+      <w:r>
+        <w:rPr>
+          <w:rFonts w:hint="eastAsia"/>
+        </w:rPr>
+        <w:t>劳</w:t>
+      </w:r>
+      <w:proofErr w:type="gramEnd"/>
+      <w:r>
+        <w:rPr>
+          <w:rFonts w:hint="eastAsia"/>
+        </w:rPr>
+        <w:t>内递归分割点集。</w:t>
       </w:r>
     </w:p>
     <w:p>
@@ -2074,7 +2191,21 @@
         <w:rPr>
           <w:rFonts w:hint="eastAsia"/>
         </w:rPr>
-        <w:t>点线面空间几何</w:t>
+        <w:t>点线</w:t>
+      </w:r>
+      <w:proofErr w:type="gramStart"/>
+      <w:r>
+        <w:rPr>
+          <w:rFonts w:hint="eastAsia"/>
+        </w:rPr>
+        <w:t>面空间</w:t>
+      </w:r>
+      <w:proofErr w:type="gramEnd"/>
+      <w:r>
+        <w:rPr>
+          <w:rFonts w:hint="eastAsia"/>
+        </w:rPr>
+        <w:t>几何</w:t>
       </w:r>
     </w:p>
     <w:p>
@@ -2085,9 +2216,6 @@
           <w:numId w:val="2"/>
         </w:numPr>
         <w:ind w:firstLineChars="0"/>
-        <w:rPr>
-          <w:rFonts w:hint="eastAsia"/>
-        </w:rPr>
       </w:pPr>
       <w:r>
         <w:rPr>
@@ -2099,9 +2227,6 @@
     <w:p>
       <w:pPr>
         <w:ind w:left="420"/>
-        <w:rPr>
-          <w:rFonts w:hint="eastAsia"/>
-        </w:rPr>
       </w:pPr>
     </w:p>
     <w:p>
@@ -2253,11 +2378,19 @@
         <w:pStyle w:val="a9"/>
         <w:ind w:left="440" w:firstLineChars="0" w:firstLine="0"/>
       </w:pPr>
-      <w:r>
-        <w:rPr>
-          <w:rFonts w:hint="eastAsia"/>
-        </w:rPr>
-        <w:t>三维上考虑异面情景：</w:t>
+      <w:proofErr w:type="gramStart"/>
+      <w:r>
+        <w:rPr>
+          <w:rFonts w:hint="eastAsia"/>
+        </w:rPr>
+        <w:t>三维上</w:t>
+      </w:r>
+      <w:proofErr w:type="gramEnd"/>
+      <w:r>
+        <w:rPr>
+          <w:rFonts w:hint="eastAsia"/>
+        </w:rPr>
+        <w:t>考虑异面情景：</w:t>
       </w:r>
     </w:p>
     <w:p>
@@ -2395,15 +2528,26 @@
       <w:pPr>
         <w:pStyle w:val="a9"/>
         <w:ind w:left="440" w:firstLineChars="0" w:firstLine="0"/>
-        <w:rPr>
-          <w:rFonts w:hint="eastAsia"/>
-        </w:rPr>
-      </w:pPr>
-      <w:r>
-        <w:rPr>
-          <w:rFonts w:hint="eastAsia"/>
-        </w:rPr>
-        <w:t>注意可以先利用叉乘，判断是否有交点，然后执行求交算法。</w:t>
+      </w:pPr>
+      <w:r>
+        <w:rPr>
+          <w:rFonts w:hint="eastAsia"/>
+        </w:rPr>
+        <w:t>注意可以先利用叉乘，判断是否有交点，然后</w:t>
+      </w:r>
+      <w:proofErr w:type="gramStart"/>
+      <w:r>
+        <w:rPr>
+          <w:rFonts w:hint="eastAsia"/>
+        </w:rPr>
+        <w:t>执行求交算法</w:t>
+      </w:r>
+      <w:proofErr w:type="gramEnd"/>
+      <w:r>
+        <w:rPr>
+          <w:rFonts w:hint="eastAsia"/>
+        </w:rPr>
+        <w:t>。</w:t>
       </w:r>
     </w:p>
     <w:p>
@@ -2423,11 +2567,19 @@
         </w:rPr>
         <w:t>，</w:t>
       </w:r>
-      <w:r>
-        <w:rPr>
-          <w:rFonts w:hint="eastAsia"/>
-        </w:rPr>
-        <w:t xml:space="preserve">tantheta = </w:t>
+      <w:proofErr w:type="spellStart"/>
+      <w:r>
+        <w:rPr>
+          <w:rFonts w:hint="eastAsia"/>
+        </w:rPr>
+        <w:t>tantheta</w:t>
+      </w:r>
+      <w:proofErr w:type="spellEnd"/>
+      <w:r>
+        <w:rPr>
+          <w:rFonts w:hint="eastAsia"/>
+        </w:rPr>
+        <w:t xml:space="preserve"> = </w:t>
       </w:r>
       <w:r>
         <w:rPr>
@@ -2515,11 +2667,11 @@
       <w:pPr>
         <w:pStyle w:val="a9"/>
         <w:ind w:left="440" w:firstLineChars="0" w:firstLine="0"/>
-        <w:rPr>
-          <w:rFonts w:hint="eastAsia"/>
-        </w:rPr>
-      </w:pPr>
-      <w:r>
+      </w:pPr>
+      <w:r>
+        <w:rPr>
+          <w:noProof/>
+        </w:rPr>
         <w:lastRenderedPageBreak/>
         <w:drawing>
           <wp:inline distT="0" distB="0" distL="0" distR="0" wp14:anchorId="2E13379A" wp14:editId="052E241F">
@@ -2717,19 +2869,49 @@
         <w:rPr>
           <w:rFonts w:hint="eastAsia"/>
         </w:rPr>
-        <w:t>我们有集中不同的方法来判断这种特殊情况。第一种情况是计算点积</w:t>
-      </w:r>
-      <w:r>
-        <w:rPr>
-          <w:rFonts w:hint="eastAsia"/>
-        </w:rPr>
-        <w:t>AB Bc</w:t>
-      </w:r>
-      <w:r>
-        <w:rPr>
-          <w:rFonts w:hint="eastAsia"/>
-        </w:rPr>
-        <w:t>来判定两线段间夹角。如果点积大于等于零，那么表示</w:t>
+        <w:t>我们有集中不同的方法来判断这种特殊情况。第一种情况是</w:t>
+      </w:r>
+      <w:proofErr w:type="gramStart"/>
+      <w:r>
+        <w:rPr>
+          <w:rFonts w:hint="eastAsia"/>
+        </w:rPr>
+        <w:t>计算点积</w:t>
+      </w:r>
+      <w:proofErr w:type="gramEnd"/>
+      <w:r>
+        <w:rPr>
+          <w:rFonts w:hint="eastAsia"/>
+        </w:rPr>
+        <w:t xml:space="preserve">AB </w:t>
+      </w:r>
+      <w:proofErr w:type="spellStart"/>
+      <w:r>
+        <w:rPr>
+          <w:rFonts w:hint="eastAsia"/>
+        </w:rPr>
+        <w:t>Bc</w:t>
+      </w:r>
+      <w:proofErr w:type="spellEnd"/>
+      <w:r>
+        <w:rPr>
+          <w:rFonts w:hint="eastAsia"/>
+        </w:rPr>
+        <w:t>来判定两线段间夹角。</w:t>
+      </w:r>
+      <w:proofErr w:type="gramStart"/>
+      <w:r>
+        <w:rPr>
+          <w:rFonts w:hint="eastAsia"/>
+        </w:rPr>
+        <w:t>如果点积大于</w:t>
+      </w:r>
+      <w:proofErr w:type="gramEnd"/>
+      <w:r>
+        <w:rPr>
+          <w:rFonts w:hint="eastAsia"/>
+        </w:rPr>
+        <w:t>等于零，那么表示</w:t>
       </w:r>
       <w:r>
         <w:rPr>
@@ -2920,12 +3102,17 @@
       <w:pPr>
         <w:pStyle w:val="a9"/>
         <w:ind w:left="440" w:firstLineChars="0" w:firstLine="0"/>
-        <w:rPr>
-          <w:rFonts w:hint="eastAsia"/>
-        </w:rPr>
-      </w:pPr>
-      <w:r>
-        <w:t>将射线端点分别与线段两端点连结，得一锥形区域，判定射线方向是否在这个锥里。</w:t>
+      </w:pPr>
+      <w:r>
+        <w:t>将射线端点分别与线段两端点连结，得</w:t>
+      </w:r>
+      <w:proofErr w:type="gramStart"/>
+      <w:r>
+        <w:t>一</w:t>
+      </w:r>
+      <w:proofErr w:type="gramEnd"/>
+      <w:r>
+        <w:t>锥形区域，判定射线方向是否在这个锥里。</w:t>
       </w:r>
     </w:p>
     <w:p>
@@ -2955,6 +3142,7 @@
         </w:rPr>
         <w:t>计算点到平面的投影点，如果在三角形内，就是该点；如果不在三角形内，</w:t>
       </w:r>
+      <w:proofErr w:type="gramStart"/>
       <w:r>
         <w:rPr>
           <w:rFonts w:hint="eastAsia"/>
@@ -2965,7 +3153,14 @@
         <w:rPr>
           <w:rFonts w:hint="eastAsia"/>
         </w:rPr>
-        <w:t>最近点</w:t>
+        <w:t>最近</w:t>
+      </w:r>
+      <w:proofErr w:type="gramEnd"/>
+      <w:r>
+        <w:rPr>
+          <w:rFonts w:hint="eastAsia"/>
+        </w:rPr>
+        <w:t>点</w:t>
       </w:r>
       <w:r>
         <w:rPr>
@@ -3002,9 +3197,6 @@
       <w:pPr>
         <w:pStyle w:val="a9"/>
         <w:ind w:left="440" w:firstLineChars="0" w:firstLine="0"/>
-        <w:rPr>
-          <w:rFonts w:hint="eastAsia"/>
-        </w:rPr>
       </w:pPr>
       <w:r>
         <w:rPr>
@@ -3046,7 +3238,21 @@
         <w:rPr>
           <w:rFonts w:hint="eastAsia"/>
         </w:rPr>
-        <w:t>面，然后求偏导处理，</w:t>
+        <w:t>面，然后</w:t>
+      </w:r>
+      <w:proofErr w:type="gramStart"/>
+      <w:r>
+        <w:rPr>
+          <w:rFonts w:hint="eastAsia"/>
+        </w:rPr>
+        <w:t>求偏导处理</w:t>
+      </w:r>
+      <w:proofErr w:type="gramEnd"/>
+      <w:r>
+        <w:rPr>
+          <w:rFonts w:hint="eastAsia"/>
+        </w:rPr>
+        <w:t>，</w:t>
       </w:r>
       <w:r>
         <w:rPr>
@@ -3075,9 +3281,6 @@
       <w:pPr>
         <w:pStyle w:val="a9"/>
         <w:ind w:firstLine="480"/>
-        <w:rPr>
-          <w:rFonts w:hint="eastAsia"/>
-        </w:rPr>
       </w:pPr>
       <w:r>
         <w:rPr>
@@ -3092,16 +3295,37 @@
         <w:ind w:firstLine="480"/>
       </w:pPr>
       <w:r>
-        <w:t>a*x+b*y+c*z+d = 0;</w:t>
+        <w:t>a*</w:t>
+      </w:r>
+      <w:proofErr w:type="spellStart"/>
+      <w:r>
+        <w:t>x+b</w:t>
+      </w:r>
+      <w:proofErr w:type="spellEnd"/>
+      <w:r>
+        <w:t>*</w:t>
+      </w:r>
+      <w:proofErr w:type="spellStart"/>
+      <w:r>
+        <w:t>y+c</w:t>
+      </w:r>
+      <w:proofErr w:type="spellEnd"/>
+      <w:r>
+        <w:t>*</w:t>
+      </w:r>
+      <w:proofErr w:type="spellStart"/>
+      <w:r>
+        <w:t>z+d</w:t>
+      </w:r>
+      <w:proofErr w:type="spellEnd"/>
+      <w:r>
+        <w:t xml:space="preserve"> = 0;</w:t>
       </w:r>
     </w:p>
     <w:p>
       <w:pPr>
         <w:pStyle w:val="a9"/>
         <w:ind w:firstLine="480"/>
-        <w:rPr>
-          <w:rFonts w:hint="eastAsia"/>
-        </w:rPr>
       </w:pPr>
       <w:r>
         <w:rPr>
@@ -3113,16 +3337,35 @@
         <w:rPr>
           <w:rFonts w:hint="eastAsia"/>
         </w:rPr>
-        <w:t xml:space="preserve">: (a,b,c). </w:t>
+        <w:t>: (</w:t>
+      </w:r>
+      <w:proofErr w:type="spellStart"/>
+      <w:proofErr w:type="gramStart"/>
+      <w:r>
+        <w:rPr>
+          <w:rFonts w:hint="eastAsia"/>
+        </w:rPr>
+        <w:t>a,b</w:t>
+      </w:r>
+      <w:proofErr w:type="gramEnd"/>
+      <w:r>
+        <w:rPr>
+          <w:rFonts w:hint="eastAsia"/>
+        </w:rPr>
+        <w:t>,c</w:t>
+      </w:r>
+      <w:proofErr w:type="spellEnd"/>
+      <w:r>
+        <w:rPr>
+          <w:rFonts w:hint="eastAsia"/>
+        </w:rPr>
+        <w:t xml:space="preserve">). </w:t>
       </w:r>
     </w:p>
     <w:p>
       <w:pPr>
         <w:pStyle w:val="a9"/>
         <w:ind w:firstLine="480"/>
-        <w:rPr>
-          <w:rFonts w:hint="eastAsia"/>
-        </w:rPr>
       </w:pPr>
       <w:r>
         <w:rPr>
@@ -3148,9 +3391,6 @@
       <w:pPr>
         <w:pStyle w:val="a9"/>
         <w:ind w:firstLineChars="0" w:firstLine="0"/>
-        <w:rPr>
-          <w:rFonts w:hint="eastAsia"/>
-        </w:rPr>
       </w:pPr>
       <w:r>
         <w:t>(a*x1 + b*y1 + c*z1+d) / (a*a + b*b +c*c)</w:t>
@@ -3159,7 +3399,21 @@
         <w:rPr>
           <w:rFonts w:hint="eastAsia"/>
         </w:rPr>
-        <w:t>，任意选一点在法</w:t>
+        <w:t>，任意</w:t>
+      </w:r>
+      <w:proofErr w:type="gramStart"/>
+      <w:r>
+        <w:rPr>
+          <w:rFonts w:hint="eastAsia"/>
+        </w:rPr>
+        <w:t>选一点</w:t>
+      </w:r>
+      <w:proofErr w:type="gramEnd"/>
+      <w:r>
+        <w:rPr>
+          <w:rFonts w:hint="eastAsia"/>
+        </w:rPr>
+        <w:t>在法</w:t>
       </w:r>
       <w:r>
         <w:rPr>
@@ -3212,11 +3466,19 @@
         </w:rPr>
         <w:t>，</w:t>
       </w:r>
-      <w:r>
-        <w:rPr>
-          <w:rFonts w:hint="eastAsia"/>
-        </w:rPr>
-        <w:t>叉乘表征距离</w:t>
+      <w:proofErr w:type="gramStart"/>
+      <w:r>
+        <w:rPr>
+          <w:rFonts w:hint="eastAsia"/>
+        </w:rPr>
+        <w:t>叉乘表征</w:t>
+      </w:r>
+      <w:proofErr w:type="gramEnd"/>
+      <w:r>
+        <w:rPr>
+          <w:rFonts w:hint="eastAsia"/>
+        </w:rPr>
+        <w:t>距离</w:t>
       </w:r>
       <w:r>
         <w:rPr>
@@ -3262,18 +3524,32 @@
         <w:rPr>
           <w:rFonts w:hint="eastAsia"/>
         </w:rPr>
-        <w:t>三维向量叉积的公式</w:t>
+        <w:t>三维</w:t>
+      </w:r>
+      <w:proofErr w:type="gramStart"/>
+      <w:r>
+        <w:rPr>
+          <w:rFonts w:hint="eastAsia"/>
+        </w:rPr>
+        <w:t>向量叉积的</w:t>
+      </w:r>
+      <w:proofErr w:type="gramEnd"/>
+      <w:r>
+        <w:rPr>
+          <w:rFonts w:hint="eastAsia"/>
+        </w:rPr>
+        <w:t>公式</w:t>
       </w:r>
     </w:p>
     <w:p>
       <w:pPr>
         <w:pStyle w:val="a9"/>
         <w:ind w:left="440" w:firstLineChars="0" w:firstLine="0"/>
-        <w:rPr>
-          <w:rFonts w:hint="eastAsia"/>
-        </w:rPr>
-      </w:pPr>
-      <w:r>
+      </w:pPr>
+      <w:r>
+        <w:rPr>
+          <w:noProof/>
+        </w:rPr>
         <w:drawing>
           <wp:inline distT="0" distB="0" distL="0" distR="0" wp14:anchorId="5819DA87" wp14:editId="1DB83421">
             <wp:extent cx="5274310" cy="880745"/>
@@ -3376,6 +3652,7 @@
         <w:pStyle w:val="a9"/>
         <w:ind w:left="440" w:firstLineChars="0" w:firstLine="0"/>
       </w:pPr>
+      <w:proofErr w:type="spellStart"/>
       <w:r>
         <w:t>A</w:t>
       </w:r>
@@ -3383,7 +3660,14 @@
         <w:rPr>
           <w:rFonts w:hint="eastAsia"/>
         </w:rPr>
-        <w:t>x+by+cz=d</w:t>
+        <w:t>x+by+cz</w:t>
+      </w:r>
+      <w:proofErr w:type="spellEnd"/>
+      <w:r>
+        <w:rPr>
+          <w:rFonts w:hint="eastAsia"/>
+        </w:rPr>
+        <w:t>=d</w:t>
       </w:r>
       <w:r>
         <w:rPr>
@@ -3443,8 +3727,16 @@
         <w:rPr>
           <w:rFonts w:hint="eastAsia"/>
         </w:rPr>
-        <w:t>其点向式表示</w:t>
-      </w:r>
+        <w:t>其</w:t>
+      </w:r>
+      <w:proofErr w:type="gramStart"/>
+      <w:r>
+        <w:rPr>
+          <w:rFonts w:hint="eastAsia"/>
+        </w:rPr>
+        <w:t>点向式表示</w:t>
+      </w:r>
+      <w:proofErr w:type="gramEnd"/>
       <w:r>
         <w:rPr>
           <w:rFonts w:hint="eastAsia"/>
@@ -3559,15 +3851,28 @@
         </w:rPr>
         <w:t>，其</w:t>
       </w:r>
-      <w:hyperlink r:id="rId15" w:history="1">
-        <w:r>
-          <w:rPr>
-            <w:rStyle w:val="aa"/>
-            <w:rFonts w:hint="eastAsia"/>
-          </w:rPr>
-          <w:t>方向向量</w:t>
-        </w:r>
-      </w:hyperlink>
+      <w:r>
+        <w:fldChar w:fldCharType="begin"/>
+      </w:r>
+      <w:r>
+        <w:instrText xml:space="preserve"> HYPERLINK "https://zhidao.baidu.com/search?word=%E6%96%B9%E5%90%91%E5%90%91%E9%87%8F&amp;fr=iknow_pc_qb_highlight" </w:instrText>
+      </w:r>
+      <w:r>
+        <w:fldChar w:fldCharType="separate"/>
+      </w:r>
+      <w:r>
+        <w:rPr>
+          <w:rStyle w:val="aa"/>
+          <w:rFonts w:hint="eastAsia"/>
+        </w:rPr>
+        <w:t>方向向量</w:t>
+      </w:r>
+      <w:r>
+        <w:rPr>
+          <w:rStyle w:val="aa"/>
+        </w:rPr>
+        <w:fldChar w:fldCharType="end"/>
+      </w:r>
       <w:r>
         <w:rPr>
           <w:rFonts w:hint="eastAsia"/>
@@ -3657,15 +3962,26 @@
       <w:pPr>
         <w:pStyle w:val="a9"/>
         <w:ind w:left="440" w:firstLineChars="0" w:firstLine="0"/>
-        <w:rPr>
-          <w:rFonts w:hint="eastAsia"/>
-        </w:rPr>
-      </w:pPr>
-      <w:r>
-        <w:rPr>
-          <w:rFonts w:hint="eastAsia"/>
-        </w:rPr>
-        <w:t>但是点向式表示法存在某一维度可能退化的问题，</w:t>
+      </w:pPr>
+      <w:r>
+        <w:rPr>
+          <w:rFonts w:hint="eastAsia"/>
+        </w:rPr>
+        <w:t>但是</w:t>
+      </w:r>
+      <w:proofErr w:type="gramStart"/>
+      <w:r>
+        <w:rPr>
+          <w:rFonts w:hint="eastAsia"/>
+        </w:rPr>
+        <w:t>点向式表示</w:t>
+      </w:r>
+      <w:proofErr w:type="gramEnd"/>
+      <w:r>
+        <w:rPr>
+          <w:rFonts w:hint="eastAsia"/>
+        </w:rPr>
+        <w:t>法存在某一维度可能退化的问题，</w:t>
       </w:r>
       <w:r>
         <w:rPr>
@@ -3689,7 +4005,21 @@
         <w:rPr>
           <w:rFonts w:hint="eastAsia"/>
         </w:rPr>
-        <w:t xml:space="preserve">P = P0 + tL, </w:t>
+        <w:t xml:space="preserve">P = P0 + </w:t>
+      </w:r>
+      <w:proofErr w:type="spellStart"/>
+      <w:r>
+        <w:rPr>
+          <w:rFonts w:hint="eastAsia"/>
+        </w:rPr>
+        <w:t>tL</w:t>
+      </w:r>
+      <w:proofErr w:type="spellEnd"/>
+      <w:r>
+        <w:rPr>
+          <w:rFonts w:hint="eastAsia"/>
+        </w:rPr>
+        <w:t xml:space="preserve">, </w:t>
       </w:r>
       <w:r>
         <w:rPr>
@@ -3768,9 +4098,6 @@
       <w:pPr>
         <w:pStyle w:val="a9"/>
         <w:ind w:left="440" w:firstLineChars="0" w:firstLine="0"/>
-        <w:rPr>
-          <w:rFonts w:hint="eastAsia"/>
-        </w:rPr>
       </w:pPr>
       <w:r>
         <w:rPr>
@@ -3795,9 +4122,6 @@
       <w:pPr>
         <w:pStyle w:val="a9"/>
         <w:ind w:left="440" w:firstLineChars="0" w:firstLine="0"/>
-        <w:rPr>
-          <w:rFonts w:hint="eastAsia"/>
-        </w:rPr>
       </w:pPr>
       <w:r>
         <w:rPr>
@@ -3816,9 +4140,6 @@
       <w:pPr>
         <w:pStyle w:val="a9"/>
         <w:ind w:left="440" w:firstLineChars="0" w:firstLine="0"/>
-        <w:rPr>
-          <w:rFonts w:hint="eastAsia"/>
-        </w:rPr>
       </w:pPr>
       <w:r>
         <w:rPr>
@@ -3859,9 +4180,6 @@
       <w:pPr>
         <w:pStyle w:val="a9"/>
         <w:ind w:left="440" w:firstLineChars="0" w:firstLine="0"/>
-        <w:rPr>
-          <w:rFonts w:hint="eastAsia"/>
-        </w:rPr>
       </w:pPr>
       <w:r>
         <w:rPr>
@@ -3891,8 +4209,16 @@
         <w:rPr>
           <w:rFonts w:hint="eastAsia"/>
         </w:rPr>
-        <w:t>），可以使用点向式表示</w:t>
-      </w:r>
+        <w:t>），可以使用</w:t>
+      </w:r>
+      <w:proofErr w:type="gramStart"/>
+      <w:r>
+        <w:rPr>
+          <w:rFonts w:hint="eastAsia"/>
+        </w:rPr>
+        <w:t>点向式表示</w:t>
+      </w:r>
+      <w:proofErr w:type="gramEnd"/>
       <w:r>
         <w:rPr>
           <w:rFonts w:hint="eastAsia"/>
@@ -4020,9 +4346,6 @@
       <w:pPr>
         <w:pStyle w:val="a9"/>
         <w:ind w:left="440" w:firstLineChars="0" w:firstLine="0"/>
-        <w:rPr>
-          <w:rFonts w:hint="eastAsia"/>
-        </w:rPr>
       </w:pPr>
       <w:r>
         <w:rPr>
@@ -4046,7 +4369,21 @@
         <w:rPr>
           <w:rFonts w:hint="eastAsia"/>
         </w:rPr>
-        <w:t>平面上所有点与</w:t>
+        <w:t>平面上</w:t>
+      </w:r>
+      <w:proofErr w:type="gramStart"/>
+      <w:r>
+        <w:rPr>
+          <w:rFonts w:hint="eastAsia"/>
+        </w:rPr>
+        <w:t>所有点</w:t>
+      </w:r>
+      <w:proofErr w:type="gramEnd"/>
+      <w:r>
+        <w:rPr>
+          <w:rFonts w:hint="eastAsia"/>
+        </w:rPr>
+        <w:t>与</w:t>
       </w:r>
       <w:r>
         <w:rPr>
@@ -4147,13 +4484,27 @@
         <w:rPr>
           <w:rFonts w:hint="eastAsia"/>
         </w:rPr>
-        <w:t>对一个几何采用该行列式的变换，会产生降维</w:t>
-      </w:r>
-      <w:r>
-        <w:rPr>
-          <w:rFonts w:hint="eastAsia"/>
-        </w:rPr>
-        <w:t>且不可逆</w:t>
+        <w:t>对一个几何采用该行列式的变换，会产生</w:t>
+      </w:r>
+      <w:proofErr w:type="gramStart"/>
+      <w:r>
+        <w:rPr>
+          <w:rFonts w:hint="eastAsia"/>
+        </w:rPr>
+        <w:t>降维</w:t>
+      </w:r>
+      <w:r>
+        <w:rPr>
+          <w:rFonts w:hint="eastAsia"/>
+        </w:rPr>
+        <w:t>且</w:t>
+      </w:r>
+      <w:proofErr w:type="gramEnd"/>
+      <w:r>
+        <w:rPr>
+          <w:rFonts w:hint="eastAsia"/>
+        </w:rPr>
+        <w:t>不可逆</w:t>
       </w:r>
       <w:r>
         <w:rPr>
@@ -4226,9 +4577,6 @@
       <w:pPr>
         <w:pStyle w:val="a9"/>
         <w:ind w:left="440" w:firstLineChars="0" w:firstLine="0"/>
-        <w:rPr>
-          <w:rFonts w:hint="eastAsia"/>
-        </w:rPr>
       </w:pPr>
       <w:r>
         <w:rPr>
@@ -4262,7 +4610,21 @@
         <w:rPr>
           <w:rFonts w:hint="eastAsia"/>
         </w:rPr>
-        <w:t>的秩的几何意义</w:t>
+        <w:t>的</w:t>
+      </w:r>
+      <w:proofErr w:type="gramStart"/>
+      <w:r>
+        <w:rPr>
+          <w:rFonts w:hint="eastAsia"/>
+        </w:rPr>
+        <w:t>秩</w:t>
+      </w:r>
+      <w:proofErr w:type="gramEnd"/>
+      <w:r>
+        <w:rPr>
+          <w:rFonts w:hint="eastAsia"/>
+        </w:rPr>
+        <w:t>的几何意义</w:t>
       </w:r>
     </w:p>
     <w:p>
@@ -4277,7 +4639,15 @@
         <w:t>A</w:t>
       </w:r>
       <w:r>
-        <w:t>的秩刻画了其对于空间几何体的压缩能力</w:t>
+        <w:t>的</w:t>
+      </w:r>
+      <w:proofErr w:type="gramStart"/>
+      <w:r>
+        <w:t>秩</w:t>
+      </w:r>
+      <w:proofErr w:type="gramEnd"/>
+      <w:r>
+        <w:t>刻画了其对于空间几何体的压缩能力</w:t>
       </w:r>
       <w:r>
         <w:br/>
@@ -4292,12 +4662,14 @@
         </w:numPr>
         <w:ind w:firstLineChars="0"/>
       </w:pPr>
+      <w:proofErr w:type="gramStart"/>
       <w:r>
         <w:rPr>
           <w:rFonts w:hint="eastAsia"/>
         </w:rPr>
         <w:t>牛顿法算平方根</w:t>
       </w:r>
+      <w:proofErr w:type="gramEnd"/>
     </w:p>
     <w:p>
       <w:pPr>
@@ -4307,9 +4679,6 @@
           <w:numId w:val="2"/>
         </w:numPr>
         <w:ind w:firstLineChars="0"/>
-        <w:rPr>
-          <w:rFonts w:hint="eastAsia"/>
-        </w:rPr>
       </w:pPr>
     </w:p>
     <w:sectPr>
@@ -4323,14 +4692,9 @@
 </file>
 
 <file path=word/endnotes.xml><?xml version="1.0" encoding="utf-8"?>
-<w:endnotes xmlns:wpc="http://schemas.microsoft.com/office/word/2010/wordprocessingCanvas" xmlns:cx="http://schemas.microsoft.com/office/drawing/2014/chartex" xmlns:cx1="http://schemas.microsoft.com/office/drawing/2015/9/8/chartex" xmlns:cx2="http://schemas.microsoft.com/office/drawing/2015/10/21/chartex" xmlns:cx3="http://schemas.microsoft.com/office/drawing/2016/5/9/chartex" xmlns:cx4="http://schemas.microsoft.com/office/drawing/2016/5/10/chartex" xmlns:cx5="http://schemas.microsoft.com/office/drawing/2016/5/11/chartex" xmlns:cx6="http://schemas.microsoft.com/office/drawing/2016/5/12/chartex" xmlns:cx7="http://schemas.microsoft.com/office/drawing/2016/5/13/chartex" xmlns:cx8="http://schemas.microsoft.com/office/drawing/2016/5/14/chartex" xmlns:mc="http://schemas.openxmlformats.org/markup-compatibility/2006" xmlns:aink="http://schemas.microsoft.com/office/drawing/2016/ink" xmlns:am3d="http://schemas.microsoft.com/office/drawing/2017/model3d" xmlns:o="urn:schemas-microsoft-com:office:office" xmlns:oel="http://schemas.microsoft.com/office/2019/extlst" xmlns:r="http://schemas.openxmlformats.org/officeDocument/2006/relationships" xmlns:m="http://schemas.openxmlformats.org/officeDocument/2006/math" xmlns:v="urn:schemas-microsoft-com:vml" xmlns:wp14="http://schemas.microsoft.com/office/word/2010/wordprocessingDrawing" xmlns:wp="http://schemas.openxmlformats.org/drawingml/2006/wordprocessingDrawing" xmlns:w10="urn:schemas-microsoft-com:office:word" xmlns:w="http://schemas.openxmlformats.org/wordprocessingml/2006/main" xmlns:w14="http://schemas.microsoft.com/office/word/2010/wordml" xmlns:w15="http://schemas.microsoft.com/office/word/2012/wordml" xmlns:w16cex="http://schemas.microsoft.com/office/word/2018/wordml/cex" xmlns:w16cid="http://schemas.microsoft.com/office/word/2016/wordml/cid" xmlns:w16="http://schemas.microsoft.com/office/word/2018/wordml" xmlns:w16du="http://schemas.microsoft.com/office/word/2023/wordml/word16du" xmlns:w16sdtdh="http://schemas.microsoft.com/office/word/2020/wordml/sdtdatahash" xmlns:w16se="http://schemas.microsoft.com/office/word/2015/wordml/symex" xmlns:wpg="http://schemas.microsoft.com/office/word/2010/wordprocessingGroup" xmlns:wpi="http://schemas.microsoft.com/office/word/2010/wordprocessingInk" xmlns:wne="http://schemas.microsoft.com/office/word/2006/wordml" xmlns:wps="http://schemas.microsoft.com/office/word/2010/wordprocessingShape" mc:Ignorable="w14 w15 w16se w16cid w16 w16cex w16sdtdh w16du wp14">
+<w:endnotes xmlns:wpc="http://schemas.microsoft.com/office/word/2010/wordprocessingCanvas" xmlns:cx="http://schemas.microsoft.com/office/drawing/2014/chartex" xmlns:cx1="http://schemas.microsoft.com/office/drawing/2015/9/8/chartex" xmlns:cx2="http://schemas.microsoft.com/office/drawing/2015/10/21/chartex" xmlns:cx3="http://schemas.microsoft.com/office/drawing/2016/5/9/chartex" xmlns:cx4="http://schemas.microsoft.com/office/drawing/2016/5/10/chartex" xmlns:cx5="http://schemas.microsoft.com/office/drawing/2016/5/11/chartex" xmlns:cx6="http://schemas.microsoft.com/office/drawing/2016/5/12/chartex" xmlns:cx7="http://schemas.microsoft.com/office/drawing/2016/5/13/chartex" xmlns:cx8="http://schemas.microsoft.com/office/drawing/2016/5/14/chartex" xmlns:mc="http://schemas.openxmlformats.org/markup-compatibility/2006" xmlns:aink="http://schemas.microsoft.com/office/drawing/2016/ink" xmlns:am3d="http://schemas.microsoft.com/office/drawing/2017/model3d" xmlns:o="urn:schemas-microsoft-com:office:office" xmlns:r="http://schemas.openxmlformats.org/officeDocument/2006/relationships" xmlns:m="http://schemas.openxmlformats.org/officeDocument/2006/math" xmlns:v="urn:schemas-microsoft-com:vml" xmlns:wp14="http://schemas.microsoft.com/office/word/2010/wordprocessingDrawing" xmlns:wp="http://schemas.openxmlformats.org/drawingml/2006/wordprocessingDrawing" xmlns:w10="urn:schemas-microsoft-com:office:word" xmlns:w="http://schemas.openxmlformats.org/wordprocessingml/2006/main" xmlns:w14="http://schemas.microsoft.com/office/word/2010/wordml" xmlns:w15="http://schemas.microsoft.com/office/word/2012/wordml" xmlns:w16cex="http://schemas.microsoft.com/office/word/2018/wordml/cex" xmlns:w16cid="http://schemas.microsoft.com/office/word/2016/wordml/cid" xmlns:w16="http://schemas.microsoft.com/office/word/2018/wordml" xmlns:w16sdtdh="http://schemas.microsoft.com/office/word/2020/wordml/sdtdatahash" xmlns:w16se="http://schemas.microsoft.com/office/word/2015/wordml/symex" xmlns:wpg="http://schemas.microsoft.com/office/word/2010/wordprocessingGroup" xmlns:wpi="http://schemas.microsoft.com/office/word/2010/wordprocessingInk" xmlns:wne="http://schemas.microsoft.com/office/word/2006/wordml" xmlns:wps="http://schemas.microsoft.com/office/word/2010/wordprocessingShape" mc:Ignorable="w14 w15 w16se w16cid w16 w16cex w16sdtdh wp14">
   <w:endnote w:type="separator" w:id="-1">
     <w:p>
-      <w:pPr>
-        <w:rPr>
-          <w:rFonts w:hint="eastAsia"/>
-        </w:rPr>
-      </w:pPr>
       <w:r>
         <w:separator/>
       </w:r>
@@ -4338,11 +4702,6 @@
   </w:endnote>
   <w:endnote w:type="continuationSeparator" w:id="0">
     <w:p>
-      <w:pPr>
-        <w:rPr>
-          <w:rFonts w:hint="eastAsia"/>
-        </w:rPr>
-      </w:pPr>
       <w:r>
         <w:continuationSeparator/>
       </w:r>
@@ -4352,14 +4711,9 @@
 </file>
 
 <file path=word/footnotes.xml><?xml version="1.0" encoding="utf-8"?>
-<w:footnotes xmlns:wpc="http://schemas.microsoft.com/office/word/2010/wordprocessingCanvas" xmlns:cx="http://schemas.microsoft.com/office/drawing/2014/chartex" xmlns:cx1="http://schemas.microsoft.com/office/drawing/2015/9/8/chartex" xmlns:cx2="http://schemas.microsoft.com/office/drawing/2015/10/21/chartex" xmlns:cx3="http://schemas.microsoft.com/office/drawing/2016/5/9/chartex" xmlns:cx4="http://schemas.microsoft.com/office/drawing/2016/5/10/chartex" xmlns:cx5="http://schemas.microsoft.com/office/drawing/2016/5/11/chartex" xmlns:cx6="http://schemas.microsoft.com/office/drawing/2016/5/12/chartex" xmlns:cx7="http://schemas.microsoft.com/office/drawing/2016/5/13/chartex" xmlns:cx8="http://schemas.microsoft.com/office/drawing/2016/5/14/chartex" xmlns:mc="http://schemas.openxmlformats.org/markup-compatibility/2006" xmlns:aink="http://schemas.microsoft.com/office/drawing/2016/ink" xmlns:am3d="http://schemas.microsoft.com/office/drawing/2017/model3d" xmlns:o="urn:schemas-microsoft-com:office:office" xmlns:oel="http://schemas.microsoft.com/office/2019/extlst" xmlns:r="http://schemas.openxmlformats.org/officeDocument/2006/relationships" xmlns:m="http://schemas.openxmlformats.org/officeDocument/2006/math" xmlns:v="urn:schemas-microsoft-com:vml" xmlns:wp14="http://schemas.microsoft.com/office/word/2010/wordprocessingDrawing" xmlns:wp="http://schemas.openxmlformats.org/drawingml/2006/wordprocessingDrawing" xmlns:w10="urn:schemas-microsoft-com:office:word" xmlns:w="http://schemas.openxmlformats.org/wordprocessingml/2006/main" xmlns:w14="http://schemas.microsoft.com/office/word/2010/wordml" xmlns:w15="http://schemas.microsoft.com/office/word/2012/wordml" xmlns:w16cex="http://schemas.microsoft.com/office/word/2018/wordml/cex" xmlns:w16cid="http://schemas.microsoft.com/office/word/2016/wordml/cid" xmlns:w16="http://schemas.microsoft.com/office/word/2018/wordml" xmlns:w16du="http://schemas.microsoft.com/office/word/2023/wordml/word16du" xmlns:w16sdtdh="http://schemas.microsoft.com/office/word/2020/wordml/sdtdatahash" xmlns:w16se="http://schemas.microsoft.com/office/word/2015/wordml/symex" xmlns:wpg="http://schemas.microsoft.com/office/word/2010/wordprocessingGroup" xmlns:wpi="http://schemas.microsoft.com/office/word/2010/wordprocessingInk" xmlns:wne="http://schemas.microsoft.com/office/word/2006/wordml" xmlns:wps="http://schemas.microsoft.com/office/word/2010/wordprocessingShape" mc:Ignorable="w14 w15 w16se w16cid w16 w16cex w16sdtdh w16du wp14">
+<w:footnotes xmlns:wpc="http://schemas.microsoft.com/office/word/2010/wordprocessingCanvas" xmlns:cx="http://schemas.microsoft.com/office/drawing/2014/chartex" xmlns:cx1="http://schemas.microsoft.com/office/drawing/2015/9/8/chartex" xmlns:cx2="http://schemas.microsoft.com/office/drawing/2015/10/21/chartex" xmlns:cx3="http://schemas.microsoft.com/office/drawing/2016/5/9/chartex" xmlns:cx4="http://schemas.microsoft.com/office/drawing/2016/5/10/chartex" xmlns:cx5="http://schemas.microsoft.com/office/drawing/2016/5/11/chartex" xmlns:cx6="http://schemas.microsoft.com/office/drawing/2016/5/12/chartex" xmlns:cx7="http://schemas.microsoft.com/office/drawing/2016/5/13/chartex" xmlns:cx8="http://schemas.microsoft.com/office/drawing/2016/5/14/chartex" xmlns:mc="http://schemas.openxmlformats.org/markup-compatibility/2006" xmlns:aink="http://schemas.microsoft.com/office/drawing/2016/ink" xmlns:am3d="http://schemas.microsoft.com/office/drawing/2017/model3d" xmlns:o="urn:schemas-microsoft-com:office:office" xmlns:r="http://schemas.openxmlformats.org/officeDocument/2006/relationships" xmlns:m="http://schemas.openxmlformats.org/officeDocument/2006/math" xmlns:v="urn:schemas-microsoft-com:vml" xmlns:wp14="http://schemas.microsoft.com/office/word/2010/wordprocessingDrawing" xmlns:wp="http://schemas.openxmlformats.org/drawingml/2006/wordprocessingDrawing" xmlns:w10="urn:schemas-microsoft-com:office:word" xmlns:w="http://schemas.openxmlformats.org/wordprocessingml/2006/main" xmlns:w14="http://schemas.microsoft.com/office/word/2010/wordml" xmlns:w15="http://schemas.microsoft.com/office/word/2012/wordml" xmlns:w16cex="http://schemas.microsoft.com/office/word/2018/wordml/cex" xmlns:w16cid="http://schemas.microsoft.com/office/word/2016/wordml/cid" xmlns:w16="http://schemas.microsoft.com/office/word/2018/wordml" xmlns:w16sdtdh="http://schemas.microsoft.com/office/word/2020/wordml/sdtdatahash" xmlns:w16se="http://schemas.microsoft.com/office/word/2015/wordml/symex" xmlns:wpg="http://schemas.microsoft.com/office/word/2010/wordprocessingGroup" xmlns:wpi="http://schemas.microsoft.com/office/word/2010/wordprocessingInk" xmlns:wne="http://schemas.microsoft.com/office/word/2006/wordml" xmlns:wps="http://schemas.microsoft.com/office/word/2010/wordprocessingShape" mc:Ignorable="w14 w15 w16se w16cid w16 w16cex w16sdtdh wp14">
   <w:footnote w:type="separator" w:id="-1">
     <w:p>
-      <w:pPr>
-        <w:rPr>
-          <w:rFonts w:hint="eastAsia"/>
-        </w:rPr>
-      </w:pPr>
       <w:r>
         <w:separator/>
       </w:r>
@@ -4367,11 +4721,6 @@
   </w:footnote>
   <w:footnote w:type="continuationSeparator" w:id="0">
     <w:p>
-      <w:pPr>
-        <w:rPr>
-          <w:rFonts w:hint="eastAsia"/>
-        </w:rPr>
-      </w:pPr>
       <w:r>
         <w:continuationSeparator/>
       </w:r>
@@ -4381,7 +4730,7 @@
 </file>
 
 <file path=word/numbering.xml><?xml version="1.0" encoding="utf-8"?>
-<w:numbering xmlns:wpc="http://schemas.microsoft.com/office/word/2010/wordprocessingCanvas" xmlns:cx="http://schemas.microsoft.com/office/drawing/2014/chartex" xmlns:cx1="http://schemas.microsoft.com/office/drawing/2015/9/8/chartex" xmlns:cx2="http://schemas.microsoft.com/office/drawing/2015/10/21/chartex" xmlns:cx3="http://schemas.microsoft.com/office/drawing/2016/5/9/chartex" xmlns:cx4="http://schemas.microsoft.com/office/drawing/2016/5/10/chartex" xmlns:cx5="http://schemas.microsoft.com/office/drawing/2016/5/11/chartex" xmlns:cx6="http://schemas.microsoft.com/office/drawing/2016/5/12/chartex" xmlns:cx7="http://schemas.microsoft.com/office/drawing/2016/5/13/chartex" xmlns:cx8="http://schemas.microsoft.com/office/drawing/2016/5/14/chartex" xmlns:mc="http://schemas.openxmlformats.org/markup-compatibility/2006" xmlns:aink="http://schemas.microsoft.com/office/drawing/2016/ink" xmlns:am3d="http://schemas.microsoft.com/office/drawing/2017/model3d" xmlns:o="urn:schemas-microsoft-com:office:office" xmlns:oel="http://schemas.microsoft.com/office/2019/extlst" xmlns:r="http://schemas.openxmlformats.org/officeDocument/2006/relationships" xmlns:m="http://schemas.openxmlformats.org/officeDocument/2006/math" xmlns:v="urn:schemas-microsoft-com:vml" xmlns:wp14="http://schemas.microsoft.com/office/word/2010/wordprocessingDrawing" xmlns:wp="http://schemas.openxmlformats.org/drawingml/2006/wordprocessingDrawing" xmlns:w10="urn:schemas-microsoft-com:office:word" xmlns:w="http://schemas.openxmlformats.org/wordprocessingml/2006/main" xmlns:w14="http://schemas.microsoft.com/office/word/2010/wordml" xmlns:w15="http://schemas.microsoft.com/office/word/2012/wordml" xmlns:w16cex="http://schemas.microsoft.com/office/word/2018/wordml/cex" xmlns:w16cid="http://schemas.microsoft.com/office/word/2016/wordml/cid" xmlns:w16="http://schemas.microsoft.com/office/word/2018/wordml" xmlns:w16du="http://schemas.microsoft.com/office/word/2023/wordml/word16du" xmlns:w16sdtdh="http://schemas.microsoft.com/office/word/2020/wordml/sdtdatahash" xmlns:w16se="http://schemas.microsoft.com/office/word/2015/wordml/symex" xmlns:wpg="http://schemas.microsoft.com/office/word/2010/wordprocessingGroup" xmlns:wpi="http://schemas.microsoft.com/office/word/2010/wordprocessingInk" xmlns:wne="http://schemas.microsoft.com/office/word/2006/wordml" xmlns:wps="http://schemas.microsoft.com/office/word/2010/wordprocessingShape" mc:Ignorable="w14 w15 w16se w16cid w16 w16cex w16sdtdh w16du wp14">
+<w:numbering xmlns:wpc="http://schemas.microsoft.com/office/word/2010/wordprocessingCanvas" xmlns:cx="http://schemas.microsoft.com/office/drawing/2014/chartex" xmlns:cx1="http://schemas.microsoft.com/office/drawing/2015/9/8/chartex" xmlns:cx2="http://schemas.microsoft.com/office/drawing/2015/10/21/chartex" xmlns:cx3="http://schemas.microsoft.com/office/drawing/2016/5/9/chartex" xmlns:cx4="http://schemas.microsoft.com/office/drawing/2016/5/10/chartex" xmlns:cx5="http://schemas.microsoft.com/office/drawing/2016/5/11/chartex" xmlns:cx6="http://schemas.microsoft.com/office/drawing/2016/5/12/chartex" xmlns:cx7="http://schemas.microsoft.com/office/drawing/2016/5/13/chartex" xmlns:cx8="http://schemas.microsoft.com/office/drawing/2016/5/14/chartex" xmlns:mc="http://schemas.openxmlformats.org/markup-compatibility/2006" xmlns:aink="http://schemas.microsoft.com/office/drawing/2016/ink" xmlns:am3d="http://schemas.microsoft.com/office/drawing/2017/model3d" xmlns:o="urn:schemas-microsoft-com:office:office" xmlns:r="http://schemas.openxmlformats.org/officeDocument/2006/relationships" xmlns:m="http://schemas.openxmlformats.org/officeDocument/2006/math" xmlns:v="urn:schemas-microsoft-com:vml" xmlns:wp14="http://schemas.microsoft.com/office/word/2010/wordprocessingDrawing" xmlns:wp="http://schemas.openxmlformats.org/drawingml/2006/wordprocessingDrawing" xmlns:w10="urn:schemas-microsoft-com:office:word" xmlns:w="http://schemas.openxmlformats.org/wordprocessingml/2006/main" xmlns:w14="http://schemas.microsoft.com/office/word/2010/wordml" xmlns:w15="http://schemas.microsoft.com/office/word/2012/wordml" xmlns:w16cex="http://schemas.microsoft.com/office/word/2018/wordml/cex" xmlns:w16cid="http://schemas.microsoft.com/office/word/2016/wordml/cid" xmlns:w16="http://schemas.microsoft.com/office/word/2018/wordml" xmlns:w16sdtdh="http://schemas.microsoft.com/office/word/2020/wordml/sdtdatahash" xmlns:w16se="http://schemas.microsoft.com/office/word/2015/wordml/symex" xmlns:wpg="http://schemas.microsoft.com/office/word/2010/wordprocessingGroup" xmlns:wpi="http://schemas.microsoft.com/office/word/2010/wordprocessingInk" xmlns:wne="http://schemas.microsoft.com/office/word/2006/wordml" xmlns:wps="http://schemas.microsoft.com/office/word/2010/wordprocessingShape" mc:Ignorable="w14 w15 w16se w16cid w16 w16cex w16sdtdh wp14">
   <w:abstractNum w:abstractNumId="0" w15:restartNumberingAfterBreak="0">
     <w:nsid w:val="26A9560E"/>
     <w:multiLevelType w:val="multilevel"/>
@@ -4644,17 +4993,17 @@
       </w:rPr>
     </w:lvl>
   </w:abstractNum>
-  <w:num w:numId="1" w16cid:durableId="351299137">
+  <w:num w:numId="1">
     <w:abstractNumId w:val="0"/>
   </w:num>
-  <w:num w:numId="2" w16cid:durableId="845287495">
+  <w:num w:numId="2">
     <w:abstractNumId w:val="1"/>
   </w:num>
 </w:numbering>
 </file>
 
 <file path=word/styles.xml><?xml version="1.0" encoding="utf-8"?>
-<w:styles xmlns:mc="http://schemas.openxmlformats.org/markup-compatibility/2006" xmlns:r="http://schemas.openxmlformats.org/officeDocument/2006/relationships" xmlns:w="http://schemas.openxmlformats.org/wordprocessingml/2006/main" xmlns:w14="http://schemas.microsoft.com/office/word/2010/wordml" xmlns:w15="http://schemas.microsoft.com/office/word/2012/wordml" xmlns:w16cex="http://schemas.microsoft.com/office/word/2018/wordml/cex" xmlns:w16cid="http://schemas.microsoft.com/office/word/2016/wordml/cid" xmlns:w16="http://schemas.microsoft.com/office/word/2018/wordml" xmlns:w16du="http://schemas.microsoft.com/office/word/2023/wordml/word16du" xmlns:w16sdtdh="http://schemas.microsoft.com/office/word/2020/wordml/sdtdatahash" xmlns:w16se="http://schemas.microsoft.com/office/word/2015/wordml/symex" mc:Ignorable="w14 w15 w16se w16cid w16 w16cex w16sdtdh w16du">
+<w:styles xmlns:mc="http://schemas.openxmlformats.org/markup-compatibility/2006" xmlns:r="http://schemas.openxmlformats.org/officeDocument/2006/relationships" xmlns:w="http://schemas.openxmlformats.org/wordprocessingml/2006/main" xmlns:w14="http://schemas.microsoft.com/office/word/2010/wordml" xmlns:w15="http://schemas.microsoft.com/office/word/2012/wordml" xmlns:w16cex="http://schemas.microsoft.com/office/word/2018/wordml/cex" xmlns:w16cid="http://schemas.microsoft.com/office/word/2016/wordml/cid" xmlns:w16="http://schemas.microsoft.com/office/word/2018/wordml" xmlns:w16sdtdh="http://schemas.microsoft.com/office/word/2020/wordml/sdtdatahash" xmlns:w16se="http://schemas.microsoft.com/office/word/2015/wordml/symex" mc:Ignorable="w14 w15 w16se w16cid w16 w16cex w16sdtdh">
   <w:docDefaults>
     <w:rPrDefault>
       <w:rPr>
@@ -5107,6 +5456,7 @@
   <w:style w:type="character" w:default="1" w:styleId="a0">
     <w:name w:val="Default Paragraph Font"/>
     <w:uiPriority w:val="1"/>
+    <w:semiHidden/>
     <w:unhideWhenUsed/>
   </w:style>
   <w:style w:type="table" w:default="1" w:styleId="a1">
